--- a/public/downloads/lb-coxs-bazar-educator-guide-assessment-amendment.docx
+++ b/public/downloads/lb-coxs-bazar-educator-guide-assessment-amendment.docx
@@ -89,7 +89,7 @@
           <w:sz w:val="28"/>
           <w:szCs w:val="28"/>
         </w:rPr>
-        <w:t xml:space="preserve">Part 3 (assessment), the assessing sections of Parts 4 and 6, and Parts 9A-9B - October 2026</w:t>
+        <w:t xml:space="preserve">Part 3 (assessment), the assessing sections of Parts 4 and 6, and Part 9A - October 2026</w:t>
       </w:r>
     </w:p>
     <w:p>
@@ -205,7 +205,7 @@
                 <w:sz w:val="21"/>
                 <w:szCs w:val="21"/>
               </w:rPr>
-              <w:t xml:space="preserve">Replace Part 3 of your printed guide with the pages below, and Parts 9A and 9B with the pages at the end. Stop using the old records that were in 9A and 9B. The mentor’s record (9C) is unchanged.</w:t>
+              <w:t xml:space="preserve">Replace Part 3 of your printed guide with the pages below, and Part 9A with the page at the end. Stop using the old records that were in 9A and 9B. The mentor’s record is unchanged - it is now numbered 9B.</w:t>
             </w:r>
           </w:p>
           <w:p>
@@ -217,7 +217,7 @@
                 <w:sz w:val="21"/>
                 <w:szCs w:val="21"/>
               </w:rPr>
-              <w:t xml:space="preserve">Part 3 also now includes moderation (3.4): at Week 6 and Week 12 you bring one case to a session your master educator runs, on the case sheet in 9B.</w:t>
+              <w:t xml:space="preserve">Part 3 also now includes moderation (3.4): in each assessment period your master educator moderates a sample of assessments with educators, checks them with Amala, and shares what was learned before every learner is assessed.</w:t>
             </w:r>
           </w:p>
           <w:p>
@@ -1000,7 +1000,7 @@
           <w:sz w:val="22"/>
           <w:szCs w:val="22"/>
         </w:rPr>
-        <w:t xml:space="preserve">After the first five weeks of learning, make a first, provisional judgement of each learner against the Proficiency Scale. It is supported: you take one case to moderation with your master educator and the other facilitators, and it is a checkpoint and a rehearsal, not the final grade. Use what it surfaces: which learners you have thin evidence on, where your judgement felt uncertain or was changed, which competency needs more attention in the next block.</w:t>
+        <w:t xml:space="preserve">After the first five weeks of learning, make a first, provisional judgement of each learner against the Proficiency Scale. It is supported: your master educator moderates a sample of assessments with educators and checks them with Amala, and what they learn comes back to you before you assess the rest. It is a checkpoint and a rehearsal, not the final grade. Use what it surfaces: which learners you have thin evidence on, where your judgement felt uncertain or was changed, which competency needs more attention in the next block.</w:t>
       </w:r>
     </w:p>
     <w:tbl>
@@ -1168,7 +1168,7 @@
           <w:sz w:val="28"/>
           <w:szCs w:val="28"/>
         </w:rPr>
-        <w:t xml:space="preserve">3.4  Moderation - bringing your case</w:t>
+        <w:t xml:space="preserve">3.4  Moderation</w:t>
       </w:r>
     </w:p>
     <w:p>
@@ -1180,7 +1180,7 @@
           <w:sz w:val="22"/>
           <w:szCs w:val="22"/>
         </w:rPr>
-        <w:t xml:space="preserve">A judgement is only fair if it is consistent: the same evidence should earn the same level whoever assessed it. Moderation is how this programme makes that true, and it is case-based. Each master educator runs a moderation session with the facilitators they look after. Every facilitator brings one case - one learner, one competency, one judgement, with the evidence behind it - and the group judges it blind against the Proficiency Scale before hearing the facilitator's level. Then each master educator brings one case of their own to Amala. That is how a standard Amala cannot hold in the room is still held.</w:t>
+        <w:t xml:space="preserve">A judgement is only fair if it is consistent: the same evidence should earn the same level whoever assessed it. Moderation is how this programme makes that true. In each assessment period, every educator makes a first set of assessments. Master educators then hold moderation discussions with educators - one assessment, of one learner, in one competency, talked through against the level descriptions - and capture each one on the moderation template. They bring the templates to a moderation session with Amala, take what they learn back to every educator, and only then are the rest of the learners assessed. The point is not to catch mistakes. It is to build a shared reading of the levels, early enough to change the assessments still to come.</w:t>
       </w:r>
     </w:p>
     <w:p>
@@ -1197,19 +1197,667 @@
           <w:sz w:val="17"/>
           <w:szCs w:val="17"/>
         </w:rPr>
-        <w:t xml:space="preserve">WHICH CASE TO BRING</w:t>
-      </w:r>
-    </w:p>
-    <w:p>
-      <w:pPr>
-        <w:spacing w:after="140" w:before="0" w:line="300"/>
-      </w:pPr>
-      <w:r>
-        <w:rPr>
-          <w:sz w:val="22"/>
-          <w:szCs w:val="22"/>
-        </w:rPr>
-        <w:t xml:space="preserve">One learner, one competency, one judgement. One case each is enough, because the session is not checking every judgement - it is checking how each facilitator reads the scale, and the recheck carries that back across everything else they judged.</w:t>
+        <w:t xml:space="preserve">EACH ASSESSMENT PERIOD, STEP BY STEP</w:t>
+      </w:r>
+    </w:p>
+    <w:tbl>
+      <w:tblPr>
+        <w:tblW w:type="pct" w:w="100%"/>
+        <w:tblBorders>
+          <w:top w:val="single" w:color="B9B3A6" w:sz="2"/>
+          <w:left w:val="single" w:color="B9B3A6" w:sz="2"/>
+          <w:bottom w:val="single" w:color="B9B3A6" w:sz="2"/>
+          <w:right w:val="single" w:color="B9B3A6" w:sz="2"/>
+          <w:insideH w:val="single" w:color="B9B3A6" w:sz="2"/>
+          <w:insideV w:val="single" w:color="B9B3A6" w:sz="2"/>
+        </w:tblBorders>
+      </w:tblPr>
+      <w:tblGrid>
+        <w:gridCol w:w="419"/>
+        <w:gridCol w:w="1931"/>
+        <w:gridCol w:w="1931"/>
+        <w:gridCol w:w="4786"/>
+      </w:tblGrid>
+      <w:tr>
+        <w:trPr>
+          <w:tblHeader/>
+        </w:trPr>
+        <w:tc>
+          <w:tcPr>
+            <w:tcW w:type="dxa" w:w="419"/>
+            <w:tcMar>
+              <w:top w:type="dxa" w:w="70"/>
+              <w:left w:type="dxa" w:w="130"/>
+              <w:bottom w:type="dxa" w:w="70"/>
+              <w:right w:type="dxa" w:w="130"/>
+            </w:tcMar>
+          </w:tcPr>
+          <w:p>
+            <w:pPr>
+              <w:spacing w:line="260"/>
+            </w:pPr>
+            <w:r>
+              <w:rPr>
+                <w:b/>
+                <w:bCs/>
+                <w:color w:val="1F3A5F"/>
+                <w:sz w:val="19"/>
+                <w:szCs w:val="19"/>
+              </w:rPr>
+              <w:t xml:space="preserve"/>
+            </w:r>
+          </w:p>
+        </w:tc>
+        <w:tc>
+          <w:tcPr>
+            <w:tcW w:type="dxa" w:w="1931"/>
+            <w:tcMar>
+              <w:top w:type="dxa" w:w="70"/>
+              <w:left w:type="dxa" w:w="130"/>
+              <w:bottom w:type="dxa" w:w="70"/>
+              <w:right w:type="dxa" w:w="130"/>
+            </w:tcMar>
+          </w:tcPr>
+          <w:p>
+            <w:pPr>
+              <w:spacing w:line="260"/>
+            </w:pPr>
+            <w:r>
+              <w:rPr>
+                <w:b/>
+                <w:bCs/>
+                <w:color w:val="1F3A5F"/>
+                <w:sz w:val="19"/>
+                <w:szCs w:val="19"/>
+              </w:rPr>
+              <w:t xml:space="preserve">Step</w:t>
+            </w:r>
+          </w:p>
+        </w:tc>
+        <w:tc>
+          <w:tcPr>
+            <w:tcW w:type="dxa" w:w="1931"/>
+            <w:tcMar>
+              <w:top w:type="dxa" w:w="70"/>
+              <w:left w:type="dxa" w:w="130"/>
+              <w:bottom w:type="dxa" w:w="70"/>
+              <w:right w:type="dxa" w:w="130"/>
+            </w:tcMar>
+          </w:tcPr>
+          <w:p>
+            <w:pPr>
+              <w:spacing w:line="260"/>
+            </w:pPr>
+            <w:r>
+              <w:rPr>
+                <w:b/>
+                <w:bCs/>
+                <w:color w:val="1F3A5F"/>
+                <w:sz w:val="19"/>
+                <w:szCs w:val="19"/>
+              </w:rPr>
+              <w:t xml:space="preserve">Who</w:t>
+            </w:r>
+          </w:p>
+        </w:tc>
+        <w:tc>
+          <w:tcPr>
+            <w:tcW w:type="dxa" w:w="4786"/>
+            <w:tcMar>
+              <w:top w:type="dxa" w:w="70"/>
+              <w:left w:type="dxa" w:w="130"/>
+              <w:bottom w:type="dxa" w:w="70"/>
+              <w:right w:type="dxa" w:w="130"/>
+            </w:tcMar>
+          </w:tcPr>
+          <w:p>
+            <w:pPr>
+              <w:spacing w:line="260"/>
+            </w:pPr>
+            <w:r>
+              <w:rPr>
+                <w:b/>
+                <w:bCs/>
+                <w:color w:val="1F3A5F"/>
+                <w:sz w:val="19"/>
+                <w:szCs w:val="19"/>
+              </w:rPr>
+              <w:t xml:space="preserve">What happens</w:t>
+            </w:r>
+          </w:p>
+        </w:tc>
+      </w:tr>
+      <w:tr>
+        <w:tc>
+          <w:tcPr>
+            <w:tcW w:type="dxa" w:w="419"/>
+            <w:tcMar>
+              <w:top w:type="dxa" w:w="70"/>
+              <w:left w:type="dxa" w:w="130"/>
+              <w:bottom w:type="dxa" w:w="70"/>
+              <w:right w:type="dxa" w:w="130"/>
+            </w:tcMar>
+          </w:tcPr>
+          <w:p>
+            <w:pPr>
+              <w:spacing w:line="260"/>
+            </w:pPr>
+            <w:r>
+              <w:rPr>
+                <w:b/>
+                <w:bCs/>
+                <w:color w:val="7A3B69"/>
+                <w:sz w:val="19"/>
+                <w:szCs w:val="19"/>
+              </w:rPr>
+              <w:t xml:space="preserve">1</w:t>
+            </w:r>
+          </w:p>
+        </w:tc>
+        <w:tc>
+          <w:tcPr>
+            <w:tcW w:type="dxa" w:w="1931"/>
+            <w:tcMar>
+              <w:top w:type="dxa" w:w="70"/>
+              <w:left w:type="dxa" w:w="130"/>
+              <w:bottom w:type="dxa" w:w="70"/>
+              <w:right w:type="dxa" w:w="130"/>
+            </w:tcMar>
+          </w:tcPr>
+          <w:p>
+            <w:pPr>
+              <w:spacing w:line="260"/>
+            </w:pPr>
+            <w:r>
+              <w:rPr>
+                <w:b w:val="false"/>
+                <w:bCs w:val="false"/>
+                <w:sz w:val="19"/>
+                <w:szCs w:val="19"/>
+              </w:rPr>
+              <w:t xml:space="preserve">A first set of assessments</w:t>
+            </w:r>
+          </w:p>
+        </w:tc>
+        <w:tc>
+          <w:tcPr>
+            <w:tcW w:type="dxa" w:w="1931"/>
+            <w:tcMar>
+              <w:top w:type="dxa" w:w="70"/>
+              <w:left w:type="dxa" w:w="130"/>
+              <w:bottom w:type="dxa" w:w="70"/>
+              <w:right w:type="dxa" w:w="130"/>
+            </w:tcMar>
+          </w:tcPr>
+          <w:p>
+            <w:pPr>
+              <w:spacing w:line="260"/>
+            </w:pPr>
+            <w:r>
+              <w:rPr>
+                <w:b w:val="false"/>
+                <w:bCs w:val="false"/>
+                <w:sz w:val="19"/>
+                <w:szCs w:val="19"/>
+              </w:rPr>
+              <w:t xml:space="preserve">Every educator</w:t>
+            </w:r>
+          </w:p>
+        </w:tc>
+        <w:tc>
+          <w:tcPr>
+            <w:tcW w:type="dxa" w:w="4786"/>
+            <w:tcMar>
+              <w:top w:type="dxa" w:w="70"/>
+              <w:left w:type="dxa" w:w="130"/>
+              <w:bottom w:type="dxa" w:w="70"/>
+              <w:right w:type="dxa" w:w="130"/>
+            </w:tcMar>
+          </w:tcPr>
+          <w:p>
+            <w:pPr>
+              <w:spacing w:line="260"/>
+            </w:pPr>
+            <w:r>
+              <w:rPr>
+                <w:b w:val="false"/>
+                <w:bCs w:val="false"/>
+                <w:sz w:val="19"/>
+                <w:szCs w:val="19"/>
+              </w:rPr>
+              <w:t xml:space="preserve">Every educator assesses at least one learner in both competencies, on the Competency Assessment Record. Choose learners you know well and have good evidence for. These are the assessments the moderation discussions are drawn from.</w:t>
+            </w:r>
+          </w:p>
+        </w:tc>
+      </w:tr>
+      <w:tr>
+        <w:tc>
+          <w:tcPr>
+            <w:tcW w:type="dxa" w:w="419"/>
+            <w:tcMar>
+              <w:top w:type="dxa" w:w="70"/>
+              <w:left w:type="dxa" w:w="130"/>
+              <w:bottom w:type="dxa" w:w="70"/>
+              <w:right w:type="dxa" w:w="130"/>
+            </w:tcMar>
+          </w:tcPr>
+          <w:p>
+            <w:pPr>
+              <w:spacing w:line="260"/>
+            </w:pPr>
+            <w:r>
+              <w:rPr>
+                <w:b/>
+                <w:bCs/>
+                <w:color w:val="7A3B69"/>
+                <w:sz w:val="19"/>
+                <w:szCs w:val="19"/>
+              </w:rPr>
+              <w:t xml:space="preserve">2</w:t>
+            </w:r>
+          </w:p>
+        </w:tc>
+        <w:tc>
+          <w:tcPr>
+            <w:tcW w:type="dxa" w:w="1931"/>
+            <w:tcMar>
+              <w:top w:type="dxa" w:w="70"/>
+              <w:left w:type="dxa" w:w="130"/>
+              <w:bottom w:type="dxa" w:w="70"/>
+              <w:right w:type="dxa" w:w="130"/>
+            </w:tcMar>
+          </w:tcPr>
+          <w:p>
+            <w:pPr>
+              <w:spacing w:line="260"/>
+            </w:pPr>
+            <w:r>
+              <w:rPr>
+                <w:b w:val="false"/>
+                <w:bCs w:val="false"/>
+                <w:sz w:val="19"/>
+                <w:szCs w:val="19"/>
+              </w:rPr>
+              <w:t xml:space="preserve">Moderation discussions</w:t>
+            </w:r>
+          </w:p>
+        </w:tc>
+        <w:tc>
+          <w:tcPr>
+            <w:tcW w:type="dxa" w:w="1931"/>
+            <w:tcMar>
+              <w:top w:type="dxa" w:w="70"/>
+              <w:left w:type="dxa" w:w="130"/>
+              <w:bottom w:type="dxa" w:w="70"/>
+              <w:right w:type="dxa" w:w="130"/>
+            </w:tcMar>
+          </w:tcPr>
+          <w:p>
+            <w:pPr>
+              <w:spacing w:line="260"/>
+            </w:pPr>
+            <w:r>
+              <w:rPr>
+                <w:b w:val="false"/>
+                <w:bCs w:val="false"/>
+                <w:sz w:val="19"/>
+                <w:szCs w:val="19"/>
+              </w:rPr>
+              <w:t xml:space="preserve">Master educators, with educators</w:t>
+            </w:r>
+          </w:p>
+        </w:tc>
+        <w:tc>
+          <w:tcPr>
+            <w:tcW w:type="dxa" w:w="4786"/>
+            <w:tcMar>
+              <w:top w:type="dxa" w:w="70"/>
+              <w:left w:type="dxa" w:w="130"/>
+              <w:bottom w:type="dxa" w:w="70"/>
+              <w:right w:type="dxa" w:w="130"/>
+            </w:tcMar>
+          </w:tcPr>
+          <w:p>
+            <w:pPr>
+              <w:spacing w:line="260"/>
+            </w:pPr>
+            <w:r>
+              <w:rPr>
+                <w:b w:val="false"/>
+                <w:bCs w:val="false"/>
+                <w:sz w:val="19"/>
+                <w:szCs w:val="19"/>
+              </w:rPr>
+              <w:t xml:space="preserve">For each learning centre, at least one moderation discussion per competency, each captured on the moderation template. Where you can, the second competency is discussed with a different educator and a different learner. In each one, one educator presents their case and the rationale for the level they awarded, then answers questions. These happen in person, at the learning centre, and are best done with the centre's other educators in the room, so everyone learns from it. Print the template and fill it in by hand if that is easier.</w:t>
+            </w:r>
+          </w:p>
+        </w:tc>
+      </w:tr>
+      <w:tr>
+        <w:tc>
+          <w:tcPr>
+            <w:tcW w:type="dxa" w:w="419"/>
+            <w:tcMar>
+              <w:top w:type="dxa" w:w="70"/>
+              <w:left w:type="dxa" w:w="130"/>
+              <w:bottom w:type="dxa" w:w="70"/>
+              <w:right w:type="dxa" w:w="130"/>
+            </w:tcMar>
+          </w:tcPr>
+          <w:p>
+            <w:pPr>
+              <w:spacing w:line="260"/>
+            </w:pPr>
+            <w:r>
+              <w:rPr>
+                <w:b/>
+                <w:bCs/>
+                <w:color w:val="7A3B69"/>
+                <w:sz w:val="19"/>
+                <w:szCs w:val="19"/>
+              </w:rPr>
+              <w:t xml:space="preserve">3</w:t>
+            </w:r>
+          </w:p>
+        </w:tc>
+        <w:tc>
+          <w:tcPr>
+            <w:tcW w:type="dxa" w:w="1931"/>
+            <w:tcMar>
+              <w:top w:type="dxa" w:w="70"/>
+              <w:left w:type="dxa" w:w="130"/>
+              <w:bottom w:type="dxa" w:w="70"/>
+              <w:right w:type="dxa" w:w="130"/>
+            </w:tcMar>
+          </w:tcPr>
+          <w:p>
+            <w:pPr>
+              <w:spacing w:line="260"/>
+            </w:pPr>
+            <w:r>
+              <w:rPr>
+                <w:b w:val="false"/>
+                <w:bCs w:val="false"/>
+                <w:sz w:val="19"/>
+                <w:szCs w:val="19"/>
+              </w:rPr>
+              <w:t xml:space="preserve">The moderation session with Amala</w:t>
+            </w:r>
+          </w:p>
+        </w:tc>
+        <w:tc>
+          <w:tcPr>
+            <w:tcW w:type="dxa" w:w="1931"/>
+            <w:tcMar>
+              <w:top w:type="dxa" w:w="70"/>
+              <w:left w:type="dxa" w:w="130"/>
+              <w:bottom w:type="dxa" w:w="70"/>
+              <w:right w:type="dxa" w:w="130"/>
+            </w:tcMar>
+          </w:tcPr>
+          <w:p>
+            <w:pPr>
+              <w:spacing w:line="260"/>
+            </w:pPr>
+            <w:r>
+              <w:rPr>
+                <w:b w:val="false"/>
+                <w:bCs w:val="false"/>
+                <w:sz w:val="19"/>
+                <w:szCs w:val="19"/>
+              </w:rPr>
+              <w:t xml:space="preserve">Master educators, with a member of the Amala Education Programmes team</w:t>
+            </w:r>
+          </w:p>
+        </w:tc>
+        <w:tc>
+          <w:tcPr>
+            <w:tcW w:type="dxa" w:w="4786"/>
+            <w:tcMar>
+              <w:top w:type="dxa" w:w="70"/>
+              <w:left w:type="dxa" w:w="130"/>
+              <w:bottom w:type="dxa" w:w="70"/>
+              <w:right w:type="dxa" w:w="130"/>
+            </w:tcMar>
+          </w:tcPr>
+          <w:p>
+            <w:pPr>
+              <w:spacing w:line="260"/>
+            </w:pPr>
+            <w:r>
+              <w:rPr>
+                <w:b w:val="false"/>
+                <w:bCs w:val="false"/>
+                <w:sz w:val="19"/>
+                <w:szCs w:val="19"/>
+              </w:rPr>
+              <w:t xml:space="preserve">An online session - a video call - with all the master educators together. Send your completed templates ahead (a clear photo of a handwritten template is fine), then bring them, and your understanding of each discussion, to the session. It is spent on the cases that teach the most, and on what every educator needs to hear.</w:t>
+            </w:r>
+          </w:p>
+        </w:tc>
+      </w:tr>
+      <w:tr>
+        <w:tc>
+          <w:tcPr>
+            <w:tcW w:type="dxa" w:w="419"/>
+            <w:tcMar>
+              <w:top w:type="dxa" w:w="70"/>
+              <w:left w:type="dxa" w:w="130"/>
+              <w:bottom w:type="dxa" w:w="70"/>
+              <w:right w:type="dxa" w:w="130"/>
+            </w:tcMar>
+          </w:tcPr>
+          <w:p>
+            <w:pPr>
+              <w:spacing w:line="260"/>
+            </w:pPr>
+            <w:r>
+              <w:rPr>
+                <w:b/>
+                <w:bCs/>
+                <w:color w:val="7A3B69"/>
+                <w:sz w:val="19"/>
+                <w:szCs w:val="19"/>
+              </w:rPr>
+              <w:t xml:space="preserve">4</w:t>
+            </w:r>
+          </w:p>
+        </w:tc>
+        <w:tc>
+          <w:tcPr>
+            <w:tcW w:type="dxa" w:w="1931"/>
+            <w:tcMar>
+              <w:top w:type="dxa" w:w="70"/>
+              <w:left w:type="dxa" w:w="130"/>
+              <w:bottom w:type="dxa" w:w="70"/>
+              <w:right w:type="dxa" w:w="130"/>
+            </w:tcMar>
+          </w:tcPr>
+          <w:p>
+            <w:pPr>
+              <w:spacing w:line="260"/>
+            </w:pPr>
+            <w:r>
+              <w:rPr>
+                <w:b w:val="false"/>
+                <w:bCs w:val="false"/>
+                <w:sz w:val="19"/>
+                <w:szCs w:val="19"/>
+              </w:rPr>
+              <w:t xml:space="preserve">Share the learning</w:t>
+            </w:r>
+          </w:p>
+        </w:tc>
+        <w:tc>
+          <w:tcPr>
+            <w:tcW w:type="dxa" w:w="1931"/>
+            <w:tcMar>
+              <w:top w:type="dxa" w:w="70"/>
+              <w:left w:type="dxa" w:w="130"/>
+              <w:bottom w:type="dxa" w:w="70"/>
+              <w:right w:type="dxa" w:w="130"/>
+            </w:tcMar>
+          </w:tcPr>
+          <w:p>
+            <w:pPr>
+              <w:spacing w:line="260"/>
+            </w:pPr>
+            <w:r>
+              <w:rPr>
+                <w:b w:val="false"/>
+                <w:bCs w:val="false"/>
+                <w:sz w:val="19"/>
+                <w:szCs w:val="19"/>
+              </w:rPr>
+              <w:t xml:space="preserve">Master educators, with every educator</w:t>
+            </w:r>
+          </w:p>
+        </w:tc>
+        <w:tc>
+          <w:tcPr>
+            <w:tcW w:type="dxa" w:w="4786"/>
+            <w:tcMar>
+              <w:top w:type="dxa" w:w="70"/>
+              <w:left w:type="dxa" w:w="130"/>
+              <w:bottom w:type="dxa" w:w="70"/>
+              <w:right w:type="dxa" w:w="130"/>
+            </w:tcMar>
+          </w:tcPr>
+          <w:p>
+            <w:pPr>
+              <w:spacing w:line="260"/>
+            </w:pPr>
+            <w:r>
+              <w:rPr>
+                <w:b w:val="false"/>
+                <w:bCs w:val="false"/>
+                <w:sz w:val="19"/>
+                <w:szCs w:val="19"/>
+              </w:rPr>
+              <w:t xml:space="preserve">Soon after the Amala session, and before the rest of the learners are assessed, hold a short follow-up session with the educators at each centre, in person. Share what came out of the discussions and the Amala session, and practise it together. See "Making the most of the session with Amala".</w:t>
+            </w:r>
+          </w:p>
+        </w:tc>
+      </w:tr>
+      <w:tr>
+        <w:tc>
+          <w:tcPr>
+            <w:tcW w:type="dxa" w:w="419"/>
+            <w:tcMar>
+              <w:top w:type="dxa" w:w="70"/>
+              <w:left w:type="dxa" w:w="130"/>
+              <w:bottom w:type="dxa" w:w="70"/>
+              <w:right w:type="dxa" w:w="130"/>
+            </w:tcMar>
+          </w:tcPr>
+          <w:p>
+            <w:pPr>
+              <w:spacing w:line="260"/>
+            </w:pPr>
+            <w:r>
+              <w:rPr>
+                <w:b/>
+                <w:bCs/>
+                <w:color w:val="7A3B69"/>
+                <w:sz w:val="19"/>
+                <w:szCs w:val="19"/>
+              </w:rPr>
+              <w:t xml:space="preserve">5</w:t>
+            </w:r>
+          </w:p>
+        </w:tc>
+        <w:tc>
+          <w:tcPr>
+            <w:tcW w:type="dxa" w:w="1931"/>
+            <w:tcMar>
+              <w:top w:type="dxa" w:w="70"/>
+              <w:left w:type="dxa" w:w="130"/>
+              <w:bottom w:type="dxa" w:w="70"/>
+              <w:right w:type="dxa" w:w="130"/>
+            </w:tcMar>
+          </w:tcPr>
+          <w:p>
+            <w:pPr>
+              <w:spacing w:line="260"/>
+            </w:pPr>
+            <w:r>
+              <w:rPr>
+                <w:b w:val="false"/>
+                <w:bCs w:val="false"/>
+                <w:sz w:val="19"/>
+                <w:szCs w:val="19"/>
+              </w:rPr>
+              <w:t xml:space="preserve">Every learner assessed</w:t>
+            </w:r>
+          </w:p>
+        </w:tc>
+        <w:tc>
+          <w:tcPr>
+            <w:tcW w:type="dxa" w:w="1931"/>
+            <w:tcMar>
+              <w:top w:type="dxa" w:w="70"/>
+              <w:left w:type="dxa" w:w="130"/>
+              <w:bottom w:type="dxa" w:w="70"/>
+              <w:right w:type="dxa" w:w="130"/>
+            </w:tcMar>
+          </w:tcPr>
+          <w:p>
+            <w:pPr>
+              <w:spacing w:line="260"/>
+            </w:pPr>
+            <w:r>
+              <w:rPr>
+                <w:b w:val="false"/>
+                <w:bCs w:val="false"/>
+                <w:sz w:val="19"/>
+                <w:szCs w:val="19"/>
+              </w:rPr>
+              <w:t xml:space="preserve">Every educator</w:t>
+            </w:r>
+          </w:p>
+        </w:tc>
+        <w:tc>
+          <w:tcPr>
+            <w:tcW w:type="dxa" w:w="4786"/>
+            <w:tcMar>
+              <w:top w:type="dxa" w:w="70"/>
+              <w:left w:type="dxa" w:w="130"/>
+              <w:bottom w:type="dxa" w:w="70"/>
+              <w:right w:type="dxa" w:w="130"/>
+            </w:tcMar>
+          </w:tcPr>
+          <w:p>
+            <w:pPr>
+              <w:spacing w:line="260"/>
+            </w:pPr>
+            <w:r>
+              <w:rPr>
+                <w:b w:val="false"/>
+                <w:bCs w:val="false"/>
+                <w:sz w:val="19"/>
+                <w:szCs w:val="19"/>
+              </w:rPr>
+              <w:t xml:space="preserve">Assess every learner in both competencies. Talk each record through with the learner, in the language they understand best, give them the sheet with their level and their next step, and keep a copy or photo. If moderation changed your view of a learner you had already assessed, update their record first.</w:t>
+            </w:r>
+          </w:p>
+        </w:tc>
+      </w:tr>
+    </w:tbl>
+    <w:p>
+      <w:pPr>
+        <w:keepNext/>
+        <w:spacing w:after="60" w:before="180"/>
+      </w:pPr>
+      <w:r>
+        <w:rPr>
+          <w:b/>
+          <w:bCs/>
+          <w:color w:val="6E7A2E"/>
+          <w:spacing w:val="24"/>
+          <w:sz w:val="17"/>
+          <w:szCs w:val="17"/>
+        </w:rPr>
+        <w:t xml:space="preserve">IF YOUR ASSESSMENT IS MODERATED, BRING</w:t>
       </w:r>
     </w:p>
     <w:p>
@@ -1226,7 +1874,7 @@
           <w:sz w:val="22"/>
           <w:szCs w:val="22"/>
         </w:rPr>
-        <w:t xml:space="preserve">The judgement you were least sure of - not the one you are proudest of. A case everyone agrees on in a minute teaches the group nothing.</w:t>
+        <w:t xml:space="preserve">The learner's Competency Assessment Record, with the level and what was written in "Why this level?".</w:t>
       </w:r>
     </w:p>
     <w:p>
@@ -1243,7 +1891,7 @@
           <w:sz w:val="22"/>
           <w:szCs w:val="22"/>
         </w:rPr>
-        <w:t xml:space="preserve">Where you can, one that sits near a boundary that changes a grade - Theorist or Practitioner, Practitioner or Reflective Practitioner.</w:t>
+        <w:t xml:space="preserve">The evidence, as it is: the learner's book open at the right pages, what they drew or made, notes of what they said and did. Spoken and visual evidence counts exactly as written work does.</w:t>
       </w:r>
     </w:p>
     <w:p>
@@ -1260,7 +1908,24 @@
           <w:sz w:val="22"/>
           <w:szCs w:val="22"/>
         </w:rPr>
-        <w:t xml:space="preserve">At Week 12, a different learner from your Week-6 case, and where you can, the other competency.</w:t>
+        <w:t xml:space="preserve">Nothing new. Moderation uses the evidence the educator already has - no new tasks for the learner.</w:t>
+      </w:r>
+    </w:p>
+    <w:p>
+      <w:pPr>
+        <w:pStyle w:val="ListParagraph"/>
+        <w:numPr>
+          <w:ilvl w:val="0"/>
+          <w:numId w:val="1"/>
+        </w:numPr>
+        <w:spacing w:after="80" w:line="300"/>
+      </w:pPr>
+      <w:r>
+        <w:rPr>
+          <w:sz w:val="22"/>
+          <w:szCs w:val="22"/>
+        </w:rPr>
+        <w:t xml:space="preserve">The learner identified by their SL or student ID.</w:t>
       </w:r>
     </w:p>
     <w:p>
@@ -1277,92 +1942,7 @@
           <w:sz w:val="17"/>
           <w:szCs w:val="17"/>
         </w:rPr>
-        <w:t xml:space="preserve">WHAT TO BRING WITH IT</w:t>
-      </w:r>
-    </w:p>
-    <w:p>
-      <w:pPr>
-        <w:pStyle w:val="ListParagraph"/>
-        <w:numPr>
-          <w:ilvl w:val="0"/>
-          <w:numId w:val="1"/>
-        </w:numPr>
-        <w:spacing w:after="80" w:line="300"/>
-      </w:pPr>
-      <w:r>
-        <w:rPr>
-          <w:sz w:val="22"/>
-          <w:szCs w:val="22"/>
-        </w:rPr>
-        <w:t xml:space="preserve">The evidence, as it is: the learner's book open at the right pages, what they drew or made, and your notes of what they said and did. Much of the evidence here is oral and visual, because many learners are not yet literate - it counts exactly as written work does.</w:t>
-      </w:r>
-    </w:p>
-    <w:p>
-      <w:pPr>
-        <w:pStyle w:val="ListParagraph"/>
-        <w:numPr>
-          <w:ilvl w:val="0"/>
-          <w:numId w:val="1"/>
-        </w:numPr>
-        <w:spacing w:after="80" w:line="300"/>
-      </w:pPr>
-      <w:r>
-        <w:rPr>
-          <w:sz w:val="22"/>
-          <w:szCs w:val="22"/>
-        </w:rPr>
-        <w:t xml:space="preserve">Your Competency Assessment Record for that learner (the copy or photo you kept), with your level and what you wrote in "Why this level?".</w:t>
-      </w:r>
-    </w:p>
-    <w:p>
-      <w:pPr>
-        <w:pStyle w:val="ListParagraph"/>
-        <w:numPr>
-          <w:ilvl w:val="0"/>
-          <w:numId w:val="1"/>
-        </w:numPr>
-        <w:spacing w:after="80" w:line="300"/>
-      </w:pPr>
-      <w:r>
-        <w:rPr>
-          <w:sz w:val="22"/>
-          <w:szCs w:val="22"/>
-        </w:rPr>
-        <w:t xml:space="preserve">Your case sheet (Educator Guide Part 9B): where you were least sure, and what would have moved you up or down.</w:t>
-      </w:r>
-    </w:p>
-    <w:p>
-      <w:pPr>
-        <w:pStyle w:val="ListParagraph"/>
-        <w:numPr>
-          <w:ilvl w:val="0"/>
-          <w:numId w:val="1"/>
-        </w:numPr>
-        <w:spacing w:after="80" w:line="300"/>
-      </w:pPr>
-      <w:r>
-        <w:rPr>
-          <w:sz w:val="22"/>
-          <w:szCs w:val="22"/>
-        </w:rPr>
-        <w:t xml:space="preserve">The learner identified by first name or a code only. The case is about the judgement, not the person - and some of it will travel to Amala.</w:t>
-      </w:r>
-    </w:p>
-    <w:p>
-      <w:pPr>
-        <w:keepNext/>
-        <w:spacing w:after="60" w:before="180"/>
-      </w:pPr>
-      <w:r>
-        <w:rPr>
-          <w:b/>
-          <w:bCs/>
-          <w:color w:val="6E7A2E"/>
-          <w:spacing w:val="24"/>
-          <w:sz w:val="17"/>
-          <w:szCs w:val="17"/>
-        </w:rPr>
-        <w:t xml:space="preserve">WHAT HAPPENS IN THE SESSION</w:t>
+        <w:t xml:space="preserve">WHAT HAPPENS IN A MODERATION DISCUSSION</w:t>
       </w:r>
     </w:p>
     <w:tbl>
@@ -1379,8 +1959,8 @@
       </w:tblPr>
       <w:tblGrid>
         <w:gridCol w:w="1763"/>
-        <w:gridCol w:w="1175"/>
-        <w:gridCol w:w="6130"/>
+        <w:gridCol w:w="1091"/>
+        <w:gridCol w:w="6214"/>
       </w:tblGrid>
       <w:tr>
         <w:trPr>
@@ -1414,7 +1994,7 @@
         </w:tc>
         <w:tc>
           <w:tcPr>
-            <w:tcW w:type="dxa" w:w="1175"/>
+            <w:tcW w:type="dxa" w:w="1091"/>
             <w:tcMar>
               <w:top w:type="dxa" w:w="70"/>
               <w:left w:type="dxa" w:w="130"/>
@@ -1440,7 +2020,7 @@
         </w:tc>
         <w:tc>
           <w:tcPr>
-            <w:tcW w:type="dxa" w:w="6130"/>
+            <w:tcW w:type="dxa" w:w="6214"/>
             <w:tcMar>
               <w:top w:type="dxa" w:w="70"/>
               <w:left w:type="dxa" w:w="130"/>
@@ -1488,57 +2068,57 @@
                 <w:sz w:val="19"/>
                 <w:szCs w:val="19"/>
               </w:rPr>
-              <w:t xml:space="preserve">Set up</w:t>
-            </w:r>
-          </w:p>
-        </w:tc>
-        <w:tc>
-          <w:tcPr>
-            <w:tcW w:type="dxa" w:w="1175"/>
-            <w:tcMar>
-              <w:top w:type="dxa" w:w="70"/>
-              <w:left w:type="dxa" w:w="130"/>
-              <w:bottom w:type="dxa" w:w="70"/>
-              <w:right w:type="dxa" w:w="130"/>
-            </w:tcMar>
-          </w:tcPr>
-          <w:p>
-            <w:pPr>
-              <w:spacing w:line="260"/>
-            </w:pPr>
-            <w:r>
-              <w:rPr>
-                <w:b w:val="false"/>
-                <w:bCs w:val="false"/>
-                <w:sz w:val="19"/>
-                <w:szCs w:val="19"/>
-              </w:rPr>
-              <w:t xml:space="preserve">10 min</w:t>
-            </w:r>
-          </w:p>
-        </w:tc>
-        <w:tc>
-          <w:tcPr>
-            <w:tcW w:type="dxa" w:w="6130"/>
-            <w:tcMar>
-              <w:top w:type="dxa" w:w="70"/>
-              <w:left w:type="dxa" w:w="130"/>
-              <w:bottom w:type="dxa" w:w="70"/>
-              <w:right w:type="dxa" w:w="130"/>
-            </w:tcMar>
-          </w:tcPr>
-          <w:p>
-            <w:pPr>
-              <w:spacing w:line="260"/>
-            </w:pPr>
-            <w:r>
-              <w:rPr>
-                <w:b w:val="false"/>
-                <w:bCs w:val="false"/>
-                <w:sz w:val="19"/>
-                <w:szCs w:val="19"/>
-              </w:rPr>
-              <w:t xml:space="preserve">The Proficiency Scale in front of everyone, read aloud in the language the group works in. Two rules said out loud: disagreements are settled against the descriptors, not by who is most senior; and changing your mind is the system working, not a failure.</w:t>
+              <w:t xml:space="preserve">Set it up</w:t>
+            </w:r>
+          </w:p>
+        </w:tc>
+        <w:tc>
+          <w:tcPr>
+            <w:tcW w:type="dxa" w:w="1091"/>
+            <w:tcMar>
+              <w:top w:type="dxa" w:w="70"/>
+              <w:left w:type="dxa" w:w="130"/>
+              <w:bottom w:type="dxa" w:w="70"/>
+              <w:right w:type="dxa" w:w="130"/>
+            </w:tcMar>
+          </w:tcPr>
+          <w:p>
+            <w:pPr>
+              <w:spacing w:line="260"/>
+            </w:pPr>
+            <w:r>
+              <w:rPr>
+                <w:b w:val="false"/>
+                <w:bCs w:val="false"/>
+                <w:sz w:val="19"/>
+                <w:szCs w:val="19"/>
+              </w:rPr>
+              <w:t xml:space="preserve">2 min</w:t>
+            </w:r>
+          </w:p>
+        </w:tc>
+        <w:tc>
+          <w:tcPr>
+            <w:tcW w:type="dxa" w:w="6214"/>
+            <w:tcMar>
+              <w:top w:type="dxa" w:w="70"/>
+              <w:left w:type="dxa" w:w="130"/>
+              <w:bottom w:type="dxa" w:w="70"/>
+              <w:right w:type="dxa" w:w="130"/>
+            </w:tcMar>
+          </w:tcPr>
+          <w:p>
+            <w:pPr>
+              <w:spacing w:line="260"/>
+            </w:pPr>
+            <w:r>
+              <w:rPr>
+                <w:b w:val="false"/>
+                <w:bCs w:val="false"/>
+                <w:sz w:val="19"/>
+                <w:szCs w:val="19"/>
+              </w:rPr>
+              <w:t xml:space="preserve">Say what this is for: understanding how levels are being decided, so a level means the same thing at every centre. It is case-based, not consensus-based - nobody has to agree, and it is not checking up on the educator. Note on the template why you chose this case.</w:t>
             </w:r>
           </w:p>
         </w:tc>
@@ -1566,57 +2146,57 @@
                 <w:sz w:val="19"/>
                 <w:szCs w:val="19"/>
               </w:rPr>
-              <w:t xml:space="preserve">Present the evidence</w:t>
-            </w:r>
-          </w:p>
-        </w:tc>
-        <w:tc>
-          <w:tcPr>
-            <w:tcW w:type="dxa" w:w="1175"/>
-            <w:tcMar>
-              <w:top w:type="dxa" w:w="70"/>
-              <w:left w:type="dxa" w:w="130"/>
-              <w:bottom w:type="dxa" w:w="70"/>
-              <w:right w:type="dxa" w:w="130"/>
-            </w:tcMar>
-          </w:tcPr>
-          <w:p>
-            <w:pPr>
-              <w:spacing w:line="260"/>
-            </w:pPr>
-            <w:r>
-              <w:rPr>
-                <w:b w:val="false"/>
-                <w:bCs w:val="false"/>
-                <w:sz w:val="19"/>
-                <w:szCs w:val="19"/>
-              </w:rPr>
-              <w:t xml:space="preserve">3 min per case</w:t>
-            </w:r>
-          </w:p>
-        </w:tc>
-        <w:tc>
-          <w:tcPr>
-            <w:tcW w:type="dxa" w:w="6130"/>
-            <w:tcMar>
-              <w:top w:type="dxa" w:w="70"/>
-              <w:left w:type="dxa" w:w="130"/>
-              <w:bottom w:type="dxa" w:w="70"/>
-              <w:right w:type="dxa" w:w="130"/>
-            </w:tcMar>
-          </w:tcPr>
-          <w:p>
-            <w:pPr>
-              <w:spacing w:line="260"/>
-            </w:pPr>
-            <w:r>
-              <w:rPr>
-                <w:b w:val="false"/>
-                <w:bCs w:val="false"/>
-                <w:sz w:val="19"/>
-                <w:szCs w:val="19"/>
-              </w:rPr>
-              <w:t xml:space="preserve">The facilitator shows what the learner did, said and made - the evidence only. Not their level, and not how they feel about the learner.</w:t>
+              <w:t xml:space="preserve">The educator presents their case</w:t>
+            </w:r>
+          </w:p>
+        </w:tc>
+        <w:tc>
+          <w:tcPr>
+            <w:tcW w:type="dxa" w:w="1091"/>
+            <w:tcMar>
+              <w:top w:type="dxa" w:w="70"/>
+              <w:left w:type="dxa" w:w="130"/>
+              <w:bottom w:type="dxa" w:w="70"/>
+              <w:right w:type="dxa" w:w="130"/>
+            </w:tcMar>
+          </w:tcPr>
+          <w:p>
+            <w:pPr>
+              <w:spacing w:line="260"/>
+            </w:pPr>
+            <w:r>
+              <w:rPr>
+                <w:b w:val="false"/>
+                <w:bCs w:val="false"/>
+                <w:sz w:val="19"/>
+                <w:szCs w:val="19"/>
+              </w:rPr>
+              <w:t xml:space="preserve">10 min</w:t>
+            </w:r>
+          </w:p>
+        </w:tc>
+        <w:tc>
+          <w:tcPr>
+            <w:tcW w:type="dxa" w:w="6214"/>
+            <w:tcMar>
+              <w:top w:type="dxa" w:w="70"/>
+              <w:left w:type="dxa" w:w="130"/>
+              <w:bottom w:type="dxa" w:w="70"/>
+              <w:right w:type="dxa" w:w="130"/>
+            </w:tcMar>
+          </w:tcPr>
+          <w:p>
+            <w:pPr>
+              <w:spacing w:line="260"/>
+            </w:pPr>
+            <w:r>
+              <w:rPr>
+                <w:b w:val="false"/>
+                <w:bCs w:val="false"/>
+                <w:sz w:val="19"/>
+                <w:szCs w:val="19"/>
+              </w:rPr>
+              <w:t xml:space="preserve">One educator, uninterrupted: the learner's story, the context and the opportunity the learner had, the evidence - what the learner did, said and made - and the level they awarded, with their rationale. Let them finish before anyone asks anything.</w:t>
             </w:r>
           </w:p>
         </w:tc>
@@ -1644,57 +2224,57 @@
                 <w:sz w:val="19"/>
                 <w:szCs w:val="19"/>
               </w:rPr>
-              <w:t xml:space="preserve">Judge blind</w:t>
-            </w:r>
-          </w:p>
-        </w:tc>
-        <w:tc>
-          <w:tcPr>
-            <w:tcW w:type="dxa" w:w="1175"/>
-            <w:tcMar>
-              <w:top w:type="dxa" w:w="70"/>
-              <w:left w:type="dxa" w:w="130"/>
-              <w:bottom w:type="dxa" w:w="70"/>
-              <w:right w:type="dxa" w:w="130"/>
-            </w:tcMar>
-          </w:tcPr>
-          <w:p>
-            <w:pPr>
-              <w:spacing w:line="260"/>
-            </w:pPr>
-            <w:r>
-              <w:rPr>
-                <w:b w:val="false"/>
-                <w:bCs w:val="false"/>
-                <w:sz w:val="19"/>
-                <w:szCs w:val="19"/>
-              </w:rPr>
-              <w:t xml:space="preserve">2 min</w:t>
-            </w:r>
-          </w:p>
-        </w:tc>
-        <w:tc>
-          <w:tcPr>
-            <w:tcW w:type="dxa" w:w="6130"/>
-            <w:tcMar>
-              <w:top w:type="dxa" w:w="70"/>
-              <w:left w:type="dxa" w:w="130"/>
-              <w:bottom w:type="dxa" w:w="70"/>
-              <w:right w:type="dxa" w:w="130"/>
-            </w:tcMar>
-          </w:tcPr>
-          <w:p>
-            <w:pPr>
-              <w:spacing w:line="260"/>
-            </w:pPr>
-            <w:r>
-              <w:rPr>
-                <w:b w:val="false"/>
-                <w:bCs w:val="false"/>
-                <w:sz w:val="19"/>
-                <w:szCs w:val="19"/>
-              </w:rPr>
-              <w:t xml:space="preserve">Everyone, the master educator included, privately decides a level. Then everyone shows at once - written on a card, or held up on fingers (1 Theorist, 2 Practitioner, 3 Reflective Practitioner, a closed fist for No Level Awarded). Nobody can wait to see where the others land.</w:t>
+              <w:t xml:space="preserve">Questions</w:t>
+            </w:r>
+          </w:p>
+        </w:tc>
+        <w:tc>
+          <w:tcPr>
+            <w:tcW w:type="dxa" w:w="1091"/>
+            <w:tcMar>
+              <w:top w:type="dxa" w:w="70"/>
+              <w:left w:type="dxa" w:w="130"/>
+              <w:bottom w:type="dxa" w:w="70"/>
+              <w:right w:type="dxa" w:w="130"/>
+            </w:tcMar>
+          </w:tcPr>
+          <w:p>
+            <w:pPr>
+              <w:spacing w:line="260"/>
+            </w:pPr>
+            <w:r>
+              <w:rPr>
+                <w:b w:val="false"/>
+                <w:bCs w:val="false"/>
+                <w:sz w:val="19"/>
+                <w:szCs w:val="19"/>
+              </w:rPr>
+              <w:t xml:space="preserve">12 min</w:t>
+            </w:r>
+          </w:p>
+        </w:tc>
+        <w:tc>
+          <w:tcPr>
+            <w:tcW w:type="dxa" w:w="6214"/>
+            <w:tcMar>
+              <w:top w:type="dxa" w:w="70"/>
+              <w:left w:type="dxa" w:w="130"/>
+              <w:bottom w:type="dxa" w:w="70"/>
+              <w:right w:type="dxa" w:w="130"/>
+            </w:tcMar>
+          </w:tcPr>
+          <w:p>
+            <w:pPr>
+              <w:spacing w:line="260"/>
+            </w:pPr>
+            <w:r>
+              <w:rPr>
+                <w:b w:val="false"/>
+                <w:bCs w:val="false"/>
+                <w:sz w:val="19"/>
+                <w:szCs w:val="19"/>
+              </w:rPr>
+              <w:t xml:space="preserve">The master educator asks questions first, then other educators in the room if they have them. Which words in the level description does each piece of evidence match? What in the next level has not been seen? Was it seen, or reported? Did the learner have a fair chance to show it?</w:t>
             </w:r>
           </w:p>
         </w:tc>
@@ -1722,57 +2302,57 @@
                 <w:sz w:val="19"/>
                 <w:szCs w:val="19"/>
               </w:rPr>
-              <w:t xml:space="preserve">Argue it out</w:t>
-            </w:r>
-          </w:p>
-        </w:tc>
-        <w:tc>
-          <w:tcPr>
-            <w:tcW w:type="dxa" w:w="1175"/>
-            <w:tcMar>
-              <w:top w:type="dxa" w:w="70"/>
-              <w:left w:type="dxa" w:w="130"/>
-              <w:bottom w:type="dxa" w:w="70"/>
-              <w:right w:type="dxa" w:w="130"/>
-            </w:tcMar>
-          </w:tcPr>
-          <w:p>
-            <w:pPr>
-              <w:spacing w:line="260"/>
-            </w:pPr>
-            <w:r>
-              <w:rPr>
-                <w:b w:val="false"/>
-                <w:bCs w:val="false"/>
-                <w:sz w:val="19"/>
-                <w:szCs w:val="19"/>
-              </w:rPr>
-              <w:t xml:space="preserve">7 min</w:t>
-            </w:r>
-          </w:p>
-        </w:tc>
-        <w:tc>
-          <w:tcPr>
-            <w:tcW w:type="dxa" w:w="6130"/>
-            <w:tcMar>
-              <w:top w:type="dxa" w:w="70"/>
-              <w:left w:type="dxa" w:w="130"/>
-              <w:bottom w:type="dxa" w:w="70"/>
-              <w:right w:type="dxa" w:w="130"/>
-            </w:tcMar>
-          </w:tcPr>
-          <w:p>
-            <w:pPr>
-              <w:spacing w:line="260"/>
-            </w:pPr>
-            <w:r>
-              <w:rPr>
-                <w:b w:val="false"/>
-                <w:bCs w:val="false"/>
-                <w:sz w:val="19"/>
-                <w:szCs w:val="19"/>
-              </w:rPr>
-              <w:t xml:space="preserve">If the levels spread, the people at either end argue first, each pointing to the descriptor and the piece of evidence that puts it there. The facilitator whose case it is speaks last: their level, and their reason.</w:t>
+              <w:t xml:space="preserve">The moderator's view</w:t>
+            </w:r>
+          </w:p>
+        </w:tc>
+        <w:tc>
+          <w:tcPr>
+            <w:tcW w:type="dxa" w:w="1091"/>
+            <w:tcMar>
+              <w:top w:type="dxa" w:w="70"/>
+              <w:left w:type="dxa" w:w="130"/>
+              <w:bottom w:type="dxa" w:w="70"/>
+              <w:right w:type="dxa" w:w="130"/>
+            </w:tcMar>
+          </w:tcPr>
+          <w:p>
+            <w:pPr>
+              <w:spacing w:line="260"/>
+            </w:pPr>
+            <w:r>
+              <w:rPr>
+                <w:b w:val="false"/>
+                <w:bCs w:val="false"/>
+                <w:sz w:val="19"/>
+                <w:szCs w:val="19"/>
+              </w:rPr>
+              <w:t xml:space="preserve">5 min</w:t>
+            </w:r>
+          </w:p>
+        </w:tc>
+        <w:tc>
+          <w:tcPr>
+            <w:tcW w:type="dxa" w:w="6214"/>
+            <w:tcMar>
+              <w:top w:type="dxa" w:w="70"/>
+              <w:left w:type="dxa" w:w="130"/>
+              <w:bottom w:type="dxa" w:w="70"/>
+              <w:right w:type="dxa" w:w="130"/>
+            </w:tcMar>
+          </w:tcPr>
+          <w:p>
+            <w:pPr>
+              <w:spacing w:line="260"/>
+            </w:pPr>
+            <w:r>
+              <w:rPr>
+                <w:b w:val="false"/>
+                <w:bCs w:val="false"/>
+                <w:sz w:val="19"/>
+                <w:szCs w:val="19"/>
+              </w:rPr>
+              <w:t xml:space="preserve">The master educator gives their own level and the reason for it. If it differs from the educator's, explore why - the evidence, the opportunity, or reading the level description differently. If it is the same, say which words in the level description decide it.</w:t>
             </w:r>
           </w:p>
         </w:tc>
@@ -1800,140 +2380,77 @@
                 <w:sz w:val="19"/>
                 <w:szCs w:val="19"/>
               </w:rPr>
-              <w:t xml:space="preserve">Decide and record</w:t>
-            </w:r>
-          </w:p>
-        </w:tc>
-        <w:tc>
-          <w:tcPr>
-            <w:tcW w:type="dxa" w:w="1175"/>
-            <w:tcMar>
-              <w:top w:type="dxa" w:w="70"/>
-              <w:left w:type="dxa" w:w="130"/>
-              <w:bottom w:type="dxa" w:w="70"/>
-              <w:right w:type="dxa" w:w="130"/>
-            </w:tcMar>
-          </w:tcPr>
-          <w:p>
-            <w:pPr>
-              <w:spacing w:line="260"/>
-            </w:pPr>
-            <w:r>
-              <w:rPr>
-                <w:b w:val="false"/>
-                <w:bCs w:val="false"/>
-                <w:sz w:val="19"/>
-                <w:szCs w:val="19"/>
-              </w:rPr>
-              <w:t xml:space="preserve">3 min</w:t>
-            </w:r>
-          </w:p>
-        </w:tc>
-        <w:tc>
-          <w:tcPr>
-            <w:tcW w:type="dxa" w:w="6130"/>
-            <w:tcMar>
-              <w:top w:type="dxa" w:w="70"/>
-              <w:left w:type="dxa" w:w="130"/>
-              <w:bottom w:type="dxa" w:w="70"/>
-              <w:right w:type="dxa" w:w="130"/>
-            </w:tcMar>
-          </w:tcPr>
-          <w:p>
-            <w:pPr>
-              <w:spacing w:line="260"/>
-            </w:pPr>
-            <w:r>
-              <w:rPr>
-                <w:b w:val="false"/>
-                <w:bCs w:val="false"/>
-                <w:sz w:val="19"/>
-                <w:szCs w:val="19"/>
-              </w:rPr>
-              <w:t xml:space="preserve">The group decides - confirmed, changed, or more evidence needed - and the master educator writes the decision and a one-line reason tied to the descriptor. If it changed, a recheck is flagged.</w:t>
-            </w:r>
-          </w:p>
-        </w:tc>
-      </w:tr>
-      <w:tr>
-        <w:tc>
-          <w:tcPr>
-            <w:tcW w:type="dxa" w:w="1763"/>
-            <w:tcMar>
-              <w:top w:type="dxa" w:w="70"/>
-              <w:left w:type="dxa" w:w="130"/>
-              <w:bottom w:type="dxa" w:w="70"/>
-              <w:right w:type="dxa" w:w="130"/>
-            </w:tcMar>
-          </w:tcPr>
-          <w:p>
-            <w:pPr>
-              <w:spacing w:line="260"/>
-            </w:pPr>
-            <w:r>
-              <w:rPr>
-                <w:b/>
-                <w:bCs/>
-                <w:color w:val="7A3B69"/>
-                <w:sz w:val="19"/>
-                <w:szCs w:val="19"/>
-              </w:rPr>
-              <w:t xml:space="preserve">Close, and choose the case for Amala</w:t>
-            </w:r>
-          </w:p>
-        </w:tc>
-        <w:tc>
-          <w:tcPr>
-            <w:tcW w:type="dxa" w:w="1175"/>
-            <w:tcMar>
-              <w:top w:type="dxa" w:w="70"/>
-              <w:left w:type="dxa" w:w="130"/>
-              <w:bottom w:type="dxa" w:w="70"/>
-              <w:right w:type="dxa" w:w="130"/>
-            </w:tcMar>
-          </w:tcPr>
-          <w:p>
-            <w:pPr>
-              <w:spacing w:line="260"/>
-            </w:pPr>
-            <w:r>
-              <w:rPr>
-                <w:b w:val="false"/>
-                <w:bCs w:val="false"/>
-                <w:sz w:val="19"/>
-                <w:szCs w:val="19"/>
-              </w:rPr>
-              <w:t xml:space="preserve">15 min</w:t>
-            </w:r>
-          </w:p>
-        </w:tc>
-        <w:tc>
-          <w:tcPr>
-            <w:tcW w:type="dxa" w:w="6130"/>
-            <w:tcMar>
-              <w:top w:type="dxa" w:w="70"/>
-              <w:left w:type="dxa" w:w="130"/>
-              <w:bottom w:type="dxa" w:w="70"/>
-              <w:right w:type="dxa" w:w="130"/>
-            </w:tcMar>
-          </w:tcPr>
-          <w:p>
-            <w:pPr>
-              <w:spacing w:line="260"/>
-            </w:pPr>
-            <w:r>
-              <w:rPr>
-                <w:b w:val="false"/>
-                <w:bCs w:val="false"/>
-                <w:sz w:val="19"/>
-                <w:szCs w:val="19"/>
-              </w:rPr>
-              <w:t xml:space="preserve">What showed up across the cases: a descriptor the group was reading differently, a kind of evidence being over- or under-weighted. The agreed reading is written down, and every recheck gets a date. Then the master educator picks the case they will take to Amala, and says which one, and why, before the group leaves.</w:t>
+              <w:t xml:space="preserve">Capture</w:t>
+            </w:r>
+          </w:p>
+        </w:tc>
+        <w:tc>
+          <w:tcPr>
+            <w:tcW w:type="dxa" w:w="1091"/>
+            <w:tcMar>
+              <w:top w:type="dxa" w:w="70"/>
+              <w:left w:type="dxa" w:w="130"/>
+              <w:bottom w:type="dxa" w:w="70"/>
+              <w:right w:type="dxa" w:w="130"/>
+            </w:tcMar>
+          </w:tcPr>
+          <w:p>
+            <w:pPr>
+              <w:spacing w:line="260"/>
+            </w:pPr>
+            <w:r>
+              <w:rPr>
+                <w:b w:val="false"/>
+                <w:bCs w:val="false"/>
+                <w:sz w:val="19"/>
+                <w:szCs w:val="19"/>
+              </w:rPr>
+              <w:t xml:space="preserve">5 min</w:t>
+            </w:r>
+          </w:p>
+        </w:tc>
+        <w:tc>
+          <w:tcPr>
+            <w:tcW w:type="dxa" w:w="6214"/>
+            <w:tcMar>
+              <w:top w:type="dxa" w:w="70"/>
+              <w:left w:type="dxa" w:w="130"/>
+              <w:bottom w:type="dxa" w:w="70"/>
+              <w:right w:type="dxa" w:w="130"/>
+            </w:tcMar>
+          </w:tcPr>
+          <w:p>
+            <w:pPr>
+              <w:spacing w:line="260"/>
+            </w:pPr>
+            <w:r>
+              <w:rPr>
+                <w:b w:val="false"/>
+                <w:bCs w:val="false"/>
+                <w:sz w:val="19"/>
+                <w:szCs w:val="19"/>
+              </w:rPr>
+              <w:t xml:space="preserve">Fill in the rest of the template together: the educator's confidence, the suggested improvements, one thing every educator should hear, and anything to raise in the session with Amala.</w:t>
             </w:r>
           </w:p>
         </w:tc>
       </w:tr>
     </w:tbl>
+    <w:p>
+      <w:pPr>
+        <w:spacing w:after="140" w:before="0" w:line="300"/>
+      </w:pPr>
+      <w:r>
+        <w:rPr>
+          <w:b/>
+          <w:bCs/>
+          <w:color w:val="5A6473"/>
+          <w:sz w:val="21"/>
+          <w:szCs w:val="21"/>
+        </w:rPr>
+        <w:t xml:space="preserve">It is best done with the centre's other educators in the room. Everyone learns from hearing one educator explain their reasoning and answer questions, and it makes moderation something colleagues do together rather than something done to one person. For the first discussion at a centre, choose a confident educator to present. If it is not possible to have others in the room - for practical or logistical reasons - a one-to-one discussion is fine.</w:t>
+      </w:r>
+    </w:p>
     <w:p>
       <w:pPr>
         <w:keepNext/>
@@ -1948,7 +2465,7 @@
           <w:sz w:val="17"/>
           <w:szCs w:val="17"/>
         </w:rPr>
-        <w:t xml:space="preserve">WHAT THE SESSION CAN DECIDE</w:t>
+        <w:t xml:space="preserve">AFTER THE DISCUSSION</w:t>
       </w:r>
     </w:p>
     <w:tbl>
@@ -1964,9 +2481,9 @@
         </w:tblBorders>
       </w:tblPr>
       <w:tblGrid>
-        <w:gridCol w:w="1595"/>
-        <w:gridCol w:w="3107"/>
-        <w:gridCol w:w="4367"/>
+        <w:gridCol w:w="1931"/>
+        <w:gridCol w:w="2939"/>
+        <w:gridCol w:w="4199"/>
       </w:tblGrid>
       <w:tr>
         <w:trPr>
@@ -1974,7 +2491,7 @@
         </w:trPr>
         <w:tc>
           <w:tcPr>
-            <w:tcW w:type="dxa" w:w="1595"/>
+            <w:tcW w:type="dxa" w:w="1931"/>
             <w:tcMar>
               <w:top w:type="dxa" w:w="70"/>
               <w:left w:type="dxa" w:w="130"/>
@@ -1994,13 +2511,13 @@
                 <w:sz w:val="19"/>
                 <w:szCs w:val="19"/>
               </w:rPr>
-              <w:t xml:space="preserve">Decision</w:t>
-            </w:r>
-          </w:p>
-        </w:tc>
-        <w:tc>
-          <w:tcPr>
-            <w:tcW w:type="dxa" w:w="3107"/>
+              <w:t xml:space="preserve">After the discussion</w:t>
+            </w:r>
+          </w:p>
+        </w:tc>
+        <w:tc>
+          <w:tcPr>
+            <w:tcW w:type="dxa" w:w="2939"/>
             <w:tcMar>
               <w:top w:type="dxa" w:w="70"/>
               <w:left w:type="dxa" w:w="130"/>
@@ -2026,7 +2543,7 @@
         </w:tc>
         <w:tc>
           <w:tcPr>
-            <w:tcW w:type="dxa" w:w="4367"/>
+            <w:tcW w:type="dxa" w:w="4199"/>
             <w:tcMar>
               <w:top w:type="dxa" w:w="70"/>
               <w:left w:type="dxa" w:w="130"/>
@@ -2054,7 +2571,7 @@
       <w:tr>
         <w:tc>
           <w:tcPr>
-            <w:tcW w:type="dxa" w:w="1595"/>
+            <w:tcW w:type="dxa" w:w="1931"/>
             <w:tcMar>
               <w:top w:type="dxa" w:w="70"/>
               <w:left w:type="dxa" w:w="130"/>
@@ -2074,57 +2591,57 @@
                 <w:sz w:val="19"/>
                 <w:szCs w:val="19"/>
               </w:rPr>
-              <w:t xml:space="preserve">Confirmed</w:t>
-            </w:r>
-          </w:p>
-        </w:tc>
-        <w:tc>
-          <w:tcPr>
-            <w:tcW w:type="dxa" w:w="3107"/>
-            <w:tcMar>
-              <w:top w:type="dxa" w:w="70"/>
-              <w:left w:type="dxa" w:w="130"/>
-              <w:bottom w:type="dxa" w:w="70"/>
-              <w:right w:type="dxa" w:w="130"/>
-            </w:tcMar>
-          </w:tcPr>
-          <w:p>
-            <w:pPr>
-              <w:spacing w:line="260"/>
-            </w:pPr>
-            <w:r>
-              <w:rPr>
-                <w:b w:val="false"/>
-                <w:bCs w:val="false"/>
-                <w:sz w:val="19"/>
-                <w:szCs w:val="19"/>
-              </w:rPr>
-              <w:t xml:space="preserve">The group places the evidence where the facilitator did.</w:t>
-            </w:r>
-          </w:p>
-        </w:tc>
-        <w:tc>
-          <w:tcPr>
-            <w:tcW w:type="dxa" w:w="4367"/>
-            <w:tcMar>
-              <w:top w:type="dxa" w:w="70"/>
-              <w:left w:type="dxa" w:w="130"/>
-              <w:bottom w:type="dxa" w:w="70"/>
-              <w:right w:type="dxa" w:w="130"/>
-            </w:tcMar>
-          </w:tcPr>
-          <w:p>
-            <w:pPr>
-              <w:spacing w:line="260"/>
-            </w:pPr>
-            <w:r>
-              <w:rPr>
-                <w:b w:val="false"/>
-                <w:bCs w:val="false"/>
-                <w:sz w:val="19"/>
-                <w:szCs w:val="19"/>
-              </w:rPr>
-              <w:t xml:space="preserve">The judgement stands. Nothing more to do.</w:t>
+              <w:t xml:space="preserve">The educator keeps their level</w:t>
+            </w:r>
+          </w:p>
+        </w:tc>
+        <w:tc>
+          <w:tcPr>
+            <w:tcW w:type="dxa" w:w="2939"/>
+            <w:tcMar>
+              <w:top w:type="dxa" w:w="70"/>
+              <w:left w:type="dxa" w:w="130"/>
+              <w:bottom w:type="dxa" w:w="70"/>
+              <w:right w:type="dxa" w:w="130"/>
+            </w:tcMar>
+          </w:tcPr>
+          <w:p>
+            <w:pPr>
+              <w:spacing w:line="260"/>
+            </w:pPr>
+            <w:r>
+              <w:rPr>
+                <w:b w:val="false"/>
+                <w:bCs w:val="false"/>
+                <w:sz w:val="19"/>
+                <w:szCs w:val="19"/>
+              </w:rPr>
+              <w:t xml:space="preserve">Having heard the questions and the moderator's view, the educator still judges the evidence the same way.</w:t>
+            </w:r>
+          </w:p>
+        </w:tc>
+        <w:tc>
+          <w:tcPr>
+            <w:tcW w:type="dxa" w:w="4199"/>
+            <w:tcMar>
+              <w:top w:type="dxa" w:w="70"/>
+              <w:left w:type="dxa" w:w="130"/>
+              <w:bottom w:type="dxa" w:w="70"/>
+              <w:right w:type="dxa" w:w="130"/>
+            </w:tcMar>
+          </w:tcPr>
+          <w:p>
+            <w:pPr>
+              <w:spacing w:line="260"/>
+            </w:pPr>
+            <w:r>
+              <w:rPr>
+                <w:b w:val="false"/>
+                <w:bCs w:val="false"/>
+                <w:sz w:val="19"/>
+                <w:szCs w:val="19"/>
+              </w:rPr>
+              <w:t xml:space="preserve">The level stands. It is the educator's judgement; the discussion is on the template either way.</w:t>
             </w:r>
           </w:p>
         </w:tc>
@@ -2132,7 +2649,7 @@
       <w:tr>
         <w:tc>
           <w:tcPr>
-            <w:tcW w:type="dxa" w:w="1595"/>
+            <w:tcW w:type="dxa" w:w="1931"/>
             <w:tcMar>
               <w:top w:type="dxa" w:w="70"/>
               <w:left w:type="dxa" w:w="130"/>
@@ -2152,57 +2669,57 @@
                 <w:sz w:val="19"/>
                 <w:szCs w:val="19"/>
               </w:rPr>
-              <w:t xml:space="preserve">Changed</w:t>
-            </w:r>
-          </w:p>
-        </w:tc>
-        <w:tc>
-          <w:tcPr>
-            <w:tcW w:type="dxa" w:w="3107"/>
-            <w:tcMar>
-              <w:top w:type="dxa" w:w="70"/>
-              <w:left w:type="dxa" w:w="130"/>
-              <w:bottom w:type="dxa" w:w="70"/>
-              <w:right w:type="dxa" w:w="130"/>
-            </w:tcMar>
-          </w:tcPr>
-          <w:p>
-            <w:pPr>
-              <w:spacing w:line="260"/>
-            </w:pPr>
-            <w:r>
-              <w:rPr>
-                <w:b w:val="false"/>
-                <w:bCs w:val="false"/>
-                <w:sz w:val="19"/>
-                <w:szCs w:val="19"/>
-              </w:rPr>
-              <w:t xml:space="preserve">The group places it at a different level, and can say which descriptor puts it there.</w:t>
-            </w:r>
-          </w:p>
-        </w:tc>
-        <w:tc>
-          <w:tcPr>
-            <w:tcW w:type="dxa" w:w="4367"/>
-            <w:tcMar>
-              <w:top w:type="dxa" w:w="70"/>
-              <w:left w:type="dxa" w:w="130"/>
-              <w:bottom w:type="dxa" w:w="70"/>
-              <w:right w:type="dxa" w:w="130"/>
-            </w:tcMar>
-          </w:tcPr>
-          <w:p>
-            <w:pPr>
-              <w:spacing w:line="260"/>
-            </w:pPr>
-            <w:r>
-              <w:rPr>
-                <w:b w:val="false"/>
-                <w:bCs w:val="false"/>
-                <w:sz w:val="19"/>
-                <w:szCs w:val="19"/>
-              </w:rPr>
-              <w:t xml:space="preserve">The level on the record changes, with the reason. The facilitator then rechecks every other judgement they made in that competency that rested on the same reading.</w:t>
+              <w:t xml:space="preserve">The educator revises their level</w:t>
+            </w:r>
+          </w:p>
+        </w:tc>
+        <w:tc>
+          <w:tcPr>
+            <w:tcW w:type="dxa" w:w="2939"/>
+            <w:tcMar>
+              <w:top w:type="dxa" w:w="70"/>
+              <w:left w:type="dxa" w:w="130"/>
+              <w:bottom w:type="dxa" w:w="70"/>
+              <w:right w:type="dxa" w:w="130"/>
+            </w:tcMar>
+          </w:tcPr>
+          <w:p>
+            <w:pPr>
+              <w:spacing w:line="260"/>
+            </w:pPr>
+            <w:r>
+              <w:rPr>
+                <w:b w:val="false"/>
+                <w:bCs w:val="false"/>
+                <w:sz w:val="19"/>
+                <w:szCs w:val="19"/>
+              </w:rPr>
+              <w:t xml:space="preserve">The discussion shows the evidence sits at a different level, against the words of the level description.</w:t>
+            </w:r>
+          </w:p>
+        </w:tc>
+        <w:tc>
+          <w:tcPr>
+            <w:tcW w:type="dxa" w:w="4199"/>
+            <w:tcMar>
+              <w:top w:type="dxa" w:w="70"/>
+              <w:left w:type="dxa" w:w="130"/>
+              <w:bottom w:type="dxa" w:w="70"/>
+              <w:right w:type="dxa" w:w="130"/>
+            </w:tcMar>
+          </w:tcPr>
+          <w:p>
+            <w:pPr>
+              <w:spacing w:line="260"/>
+            </w:pPr>
+            <w:r>
+              <w:rPr>
+                <w:b w:val="false"/>
+                <w:bCs w:val="false"/>
+                <w:sz w:val="19"/>
+                <w:szCs w:val="19"/>
+              </w:rPr>
+              <w:t xml:space="preserve">The educator changes the level on the record, with the reason, before the sheet goes to the learner - and checks any other learners they judged the same way.</w:t>
             </w:r>
           </w:p>
         </w:tc>
@@ -2210,7 +2727,7 @@
       <w:tr>
         <w:tc>
           <w:tcPr>
-            <w:tcW w:type="dxa" w:w="1595"/>
+            <w:tcW w:type="dxa" w:w="1931"/>
             <w:tcMar>
               <w:top w:type="dxa" w:w="70"/>
               <w:left w:type="dxa" w:w="130"/>
@@ -2236,7 +2753,7 @@
         </w:tc>
         <w:tc>
           <w:tcPr>
-            <w:tcW w:type="dxa" w:w="3107"/>
+            <w:tcW w:type="dxa" w:w="2939"/>
             <w:tcMar>
               <w:top w:type="dxa" w:w="70"/>
               <w:left w:type="dxa" w:w="130"/>
@@ -2261,26 +2778,26 @@
         </w:tc>
         <w:tc>
           <w:tcPr>
-            <w:tcW w:type="dxa" w:w="4367"/>
-            <w:tcMar>
-              <w:top w:type="dxa" w:w="70"/>
-              <w:left w:type="dxa" w:w="130"/>
-              <w:bottom w:type="dxa" w:w="70"/>
-              <w:right w:type="dxa" w:w="130"/>
-            </w:tcMar>
-          </w:tcPr>
-          <w:p>
-            <w:pPr>
-              <w:spacing w:line="260"/>
-            </w:pPr>
-            <w:r>
-              <w:rPr>
-                <w:b w:val="false"/>
-                <w:bCs w:val="false"/>
-                <w:sz w:val="19"/>
-                <w:szCs w:val="19"/>
-              </w:rPr>
-              <w:t xml:space="preserve">At Week 6, the facilitator gathers it in Weeks 7 to 11 - this is the most useful thing Week 6 can tell them. At Week 12, they look for evidence that already exists - no new tasks - and if it is not there, the judgement is made on the evidence as it stands.</w:t>
+            <w:tcW w:type="dxa" w:w="4199"/>
+            <w:tcMar>
+              <w:top w:type="dxa" w:w="70"/>
+              <w:left w:type="dxa" w:w="130"/>
+              <w:bottom w:type="dxa" w:w="70"/>
+              <w:right w:type="dxa" w:w="130"/>
+            </w:tcMar>
+          </w:tcPr>
+          <w:p>
+            <w:pPr>
+              <w:spacing w:line="260"/>
+            </w:pPr>
+            <w:r>
+              <w:rPr>
+                <w:b w:val="false"/>
+                <w:bCs w:val="false"/>
+                <w:sz w:val="19"/>
+                <w:szCs w:val="19"/>
+              </w:rPr>
+              <w:t xml:space="preserve">At the formative period, the educator gathers it in the next block of learning. At the summative period, they look for evidence that already exists - no new tasks - and if it is not there, the level is decided on the evidence as it stands.</w:t>
             </w:r>
           </w:p>
         </w:tc>
@@ -2325,7 +2842,7 @@
                 <w:sz w:val="17"/>
                 <w:szCs w:val="17"/>
               </w:rPr>
-              <w:t xml:space="preserve">THE RECHECK</w:t>
+              <w:t xml:space="preserve">IT IS NOT A TEST OF YOU</w:t>
             </w:r>
           </w:p>
           <w:p>
@@ -2337,7 +2854,7 @@
                 <w:sz w:val="21"/>
                 <w:szCs w:val="21"/>
               </w:rPr>
-              <w:t xml:space="preserve">One case each is a sample, not the whole cohort. What makes it count is the recheck. When a case is changed, the facilitator goes back through their other judgements in that competency and asks whether they applied the reading the group just corrected. Anything that moves is recorded with a reason, and the master educator sees the list before results are confirmed. The same rule runs one level up: when Amala changes a master educator's case, the master educator rechecks the decisions from their session that rested on the same reading.</w:t>
+              <w:t xml:space="preserve">Moderation is case-based, not consensus-based: it is how a level comes to mean the same thing at every centre, and the level stays your judgement. Changing your mind when the level description says you should is the system working, not a failure.</w:t>
             </w:r>
           </w:p>
         </w:tc>
@@ -7398,763 +7915,6 @@
         </w:tc>
       </w:tr>
     </w:tbl>
-    <w:p>
-      <w:r>
-        <w:br w:type="page"/>
-      </w:r>
-    </w:p>
-    <w:p>
-      <w:pPr>
-        <w:pStyle w:val="Heading2"/>
-        <w:keepNext/>
-        <w:spacing w:after="100" w:before="280"/>
-      </w:pPr>
-      <w:r>
-        <w:rPr>
-          <w:b/>
-          <w:bCs/>
-          <w:color w:val="7A3B69"/>
-          <w:sz w:val="28"/>
-          <w:szCs w:val="28"/>
-        </w:rPr>
-        <w:t xml:space="preserve">9B  Moderation - your case sheet</w:t>
-      </w:r>
-    </w:p>
-    <w:p>
-      <w:pPr>
-        <w:spacing w:after="140" w:before="0" w:line="300"/>
-      </w:pPr>
-      <w:r>
-        <w:rPr>
-          <w:color w:val="5A6473"/>
-          <w:sz w:val="21"/>
-          <w:szCs w:val="21"/>
-        </w:rPr>
-        <w:t xml:space="preserve">One per session. Bring it with the evidence and the assessment record. Do not write your level where the group can see it before they have judged - fold this sheet, or keep it face down.</w:t>
-      </w:r>
-    </w:p>
-    <w:tbl>
-      <w:tblPr>
-        <w:tblW w:type="pct" w:w="100%"/>
-        <w:tblBorders>
-          <w:top w:val="single" w:color="B9B3A6" w:sz="2"/>
-          <w:left w:val="single" w:color="B9B3A6" w:sz="2"/>
-          <w:bottom w:val="single" w:color="B9B3A6" w:sz="2"/>
-          <w:right w:val="single" w:color="B9B3A6" w:sz="2"/>
-          <w:insideH w:val="single" w:color="B9B3A6" w:sz="2"/>
-          <w:insideV w:val="single" w:color="B9B3A6" w:sz="2"/>
-        </w:tblBorders>
-      </w:tblPr>
-      <w:tblGrid>
-        <w:gridCol w:w="3023"/>
-        <w:gridCol w:w="6046"/>
-      </w:tblGrid>
-      <w:tr>
-        <w:trPr>
-          <w:tblHeader/>
-        </w:trPr>
-        <w:tc>
-          <w:tcPr>
-            <w:tcW w:type="dxa" w:w="3023"/>
-            <w:tcMar>
-              <w:top w:type="dxa" w:w="70"/>
-              <w:left w:type="dxa" w:w="130"/>
-              <w:bottom w:type="dxa" w:w="70"/>
-              <w:right w:type="dxa" w:w="130"/>
-            </w:tcMar>
-          </w:tcPr>
-          <w:p>
-            <w:pPr>
-              <w:spacing w:line="260"/>
-            </w:pPr>
-            <w:r>
-              <w:rPr>
-                <w:b/>
-                <w:bCs/>
-                <w:color w:val="1F3A5F"/>
-                <w:sz w:val="19"/>
-                <w:szCs w:val="19"/>
-              </w:rPr>
-              <w:t xml:space="preserve">The case</w:t>
-            </w:r>
-          </w:p>
-        </w:tc>
-        <w:tc>
-          <w:tcPr>
-            <w:tcW w:type="dxa" w:w="6046"/>
-            <w:tcMar>
-              <w:top w:type="dxa" w:w="70"/>
-              <w:left w:type="dxa" w:w="130"/>
-              <w:bottom w:type="dxa" w:w="70"/>
-              <w:right w:type="dxa" w:w="130"/>
-            </w:tcMar>
-          </w:tcPr>
-          <w:p>
-            <w:pPr>
-              <w:spacing w:line="260"/>
-            </w:pPr>
-            <w:r>
-              <w:rPr>
-                <w:b/>
-                <w:bCs/>
-                <w:color w:val="1F3A5F"/>
-                <w:sz w:val="19"/>
-                <w:szCs w:val="19"/>
-              </w:rPr>
-              <w:t xml:space="preserve"/>
-            </w:r>
-          </w:p>
-        </w:tc>
-      </w:tr>
-      <w:tr>
-        <w:tc>
-          <w:tcPr>
-            <w:tcW w:type="dxa" w:w="3023"/>
-            <w:tcMar>
-              <w:top w:type="dxa" w:w="70"/>
-              <w:left w:type="dxa" w:w="130"/>
-              <w:bottom w:type="dxa" w:w="70"/>
-              <w:right w:type="dxa" w:w="130"/>
-            </w:tcMar>
-          </w:tcPr>
-          <w:p>
-            <w:pPr>
-              <w:spacing w:line="260"/>
-            </w:pPr>
-            <w:r>
-              <w:rPr>
-                <w:b/>
-                <w:bCs/>
-                <w:color w:val="7A3B69"/>
-                <w:sz w:val="19"/>
-                <w:szCs w:val="19"/>
-              </w:rPr>
-              <w:t xml:space="preserve">Your name (facilitator)</w:t>
-            </w:r>
-          </w:p>
-        </w:tc>
-        <w:tc>
-          <w:tcPr>
-            <w:tcW w:type="dxa" w:w="6046"/>
-            <w:tcMar>
-              <w:top w:type="dxa" w:w="70"/>
-              <w:left w:type="dxa" w:w="130"/>
-              <w:bottom w:type="dxa" w:w="70"/>
-              <w:right w:type="dxa" w:w="130"/>
-            </w:tcMar>
-          </w:tcPr>
-          <w:p>
-            <w:pPr>
-              <w:spacing w:line="260"/>
-            </w:pPr>
-            <w:r>
-              <w:rPr>
-                <w:b w:val="false"/>
-                <w:bCs w:val="false"/>
-                <w:sz w:val="19"/>
-                <w:szCs w:val="19"/>
-              </w:rPr>
-              <w:t xml:space="preserve"/>
-            </w:r>
-          </w:p>
-        </w:tc>
-      </w:tr>
-      <w:tr>
-        <w:tc>
-          <w:tcPr>
-            <w:tcW w:type="dxa" w:w="3023"/>
-            <w:tcMar>
-              <w:top w:type="dxa" w:w="70"/>
-              <w:left w:type="dxa" w:w="130"/>
-              <w:bottom w:type="dxa" w:w="70"/>
-              <w:right w:type="dxa" w:w="130"/>
-            </w:tcMar>
-          </w:tcPr>
-          <w:p>
-            <w:pPr>
-              <w:spacing w:line="260"/>
-            </w:pPr>
-            <w:r>
-              <w:rPr>
-                <w:b/>
-                <w:bCs/>
-                <w:color w:val="7A3B69"/>
-                <w:sz w:val="19"/>
-                <w:szCs w:val="19"/>
-              </w:rPr>
-              <w:t xml:space="preserve">Session (circle)</w:t>
-            </w:r>
-          </w:p>
-        </w:tc>
-        <w:tc>
-          <w:tcPr>
-            <w:tcW w:type="dxa" w:w="6046"/>
-            <w:tcMar>
-              <w:top w:type="dxa" w:w="70"/>
-              <w:left w:type="dxa" w:w="130"/>
-              <w:bottom w:type="dxa" w:w="70"/>
-              <w:right w:type="dxa" w:w="130"/>
-            </w:tcMar>
-          </w:tcPr>
-          <w:p>
-            <w:pPr>
-              <w:spacing w:line="260"/>
-            </w:pPr>
-            <w:r>
-              <w:rPr>
-                <w:b w:val="false"/>
-                <w:bCs w:val="false"/>
-                <w:sz w:val="19"/>
-                <w:szCs w:val="19"/>
-              </w:rPr>
-              <w:t xml:space="preserve">Week 6     /     Week 12</w:t>
-            </w:r>
-          </w:p>
-        </w:tc>
-      </w:tr>
-      <w:tr>
-        <w:tc>
-          <w:tcPr>
-            <w:tcW w:type="dxa" w:w="3023"/>
-            <w:tcMar>
-              <w:top w:type="dxa" w:w="70"/>
-              <w:left w:type="dxa" w:w="130"/>
-              <w:bottom w:type="dxa" w:w="70"/>
-              <w:right w:type="dxa" w:w="130"/>
-            </w:tcMar>
-          </w:tcPr>
-          <w:p>
-            <w:pPr>
-              <w:spacing w:line="260"/>
-            </w:pPr>
-            <w:r>
-              <w:rPr>
-                <w:b/>
-                <w:bCs/>
-                <w:color w:val="7A3B69"/>
-                <w:sz w:val="19"/>
-                <w:szCs w:val="19"/>
-              </w:rPr>
-              <w:t xml:space="preserve">Learner (first name or code only)</w:t>
-            </w:r>
-          </w:p>
-        </w:tc>
-        <w:tc>
-          <w:tcPr>
-            <w:tcW w:type="dxa" w:w="6046"/>
-            <w:tcMar>
-              <w:top w:type="dxa" w:w="70"/>
-              <w:left w:type="dxa" w:w="130"/>
-              <w:bottom w:type="dxa" w:w="70"/>
-              <w:right w:type="dxa" w:w="130"/>
-            </w:tcMar>
-          </w:tcPr>
-          <w:p>
-            <w:pPr>
-              <w:spacing w:line="260"/>
-            </w:pPr>
-            <w:r>
-              <w:rPr>
-                <w:b w:val="false"/>
-                <w:bCs w:val="false"/>
-                <w:sz w:val="19"/>
-                <w:szCs w:val="19"/>
-              </w:rPr>
-              <w:t xml:space="preserve"/>
-            </w:r>
-          </w:p>
-        </w:tc>
-      </w:tr>
-      <w:tr>
-        <w:tc>
-          <w:tcPr>
-            <w:tcW w:type="dxa" w:w="3023"/>
-            <w:tcMar>
-              <w:top w:type="dxa" w:w="70"/>
-              <w:left w:type="dxa" w:w="130"/>
-              <w:bottom w:type="dxa" w:w="70"/>
-              <w:right w:type="dxa" w:w="130"/>
-            </w:tcMar>
-          </w:tcPr>
-          <w:p>
-            <w:pPr>
-              <w:spacing w:line="260"/>
-            </w:pPr>
-            <w:r>
-              <w:rPr>
-                <w:b/>
-                <w:bCs/>
-                <w:color w:val="7A3B69"/>
-                <w:sz w:val="19"/>
-                <w:szCs w:val="19"/>
-              </w:rPr>
-              <w:t xml:space="preserve">Competency</w:t>
-            </w:r>
-          </w:p>
-        </w:tc>
-        <w:tc>
-          <w:tcPr>
-            <w:tcW w:type="dxa" w:w="6046"/>
-            <w:tcMar>
-              <w:top w:type="dxa" w:w="70"/>
-              <w:left w:type="dxa" w:w="130"/>
-              <w:bottom w:type="dxa" w:w="70"/>
-              <w:right w:type="dxa" w:w="130"/>
-            </w:tcMar>
-          </w:tcPr>
-          <w:p>
-            <w:pPr>
-              <w:spacing w:line="260"/>
-            </w:pPr>
-            <w:r>
-              <w:rPr>
-                <w:b w:val="false"/>
-                <w:bCs w:val="false"/>
-                <w:sz w:val="19"/>
-                <w:szCs w:val="19"/>
-              </w:rPr>
-              <w:t xml:space="preserve">Set and Pursue Goals        Investigate Real World Issues</w:t>
-            </w:r>
-          </w:p>
-        </w:tc>
-      </w:tr>
-    </w:tbl>
-    <w:p>
-      <w:pPr>
-        <w:keepNext/>
-        <w:spacing w:after="60" w:before="220"/>
-      </w:pPr>
-      <w:r>
-        <w:rPr>
-          <w:b/>
-          <w:bCs/>
-          <w:color w:val="1F3A5F"/>
-          <w:sz w:val="24"/>
-          <w:szCs w:val="24"/>
-        </w:rPr>
-        <w:t xml:space="preserve">The evidence you will show - what the learner did, said and made</w:t>
-      </w:r>
-    </w:p>
-    <w:tbl>
-      <w:tblPr>
-        <w:tblW w:type="pct" w:w="100%"/>
-        <w:tblBorders>
-          <w:top w:val="single" w:color="B9B3A6" w:sz="6"/>
-          <w:left w:val="single" w:color="B9B3A6" w:sz="6"/>
-          <w:bottom w:val="single" w:color="B9B3A6" w:sz="6"/>
-          <w:right w:val="single" w:color="B9B3A6" w:sz="6"/>
-          <w:insideH w:val="single" w:color="E2DED3" w:sz="1"/>
-          <w:insideV w:val="none"/>
-        </w:tblBorders>
-      </w:tblPr>
-      <w:tblGrid>
-        <w:gridCol w:w="9070"/>
-      </w:tblGrid>
-      <w:tr>
-        <w:trPr>
-          <w:trHeight w:val="460" w:hRule="atLeast"/>
-        </w:trPr>
-        <w:tc>
-          <w:tcPr>
-            <w:tcW w:type="dxa" w:w="9070"/>
-            <w:tcMar>
-              <w:top w:type="dxa" w:w="40"/>
-              <w:left w:type="dxa" w:w="140"/>
-              <w:bottom w:type="dxa" w:w="40"/>
-              <w:right w:type="dxa" w:w="140"/>
-            </w:tcMar>
-          </w:tcPr>
-          <w:p>
-            <w:pPr>
-              <w:spacing w:after="0"/>
-            </w:pPr>
-          </w:p>
-        </w:tc>
-      </w:tr>
-      <w:tr>
-        <w:trPr>
-          <w:trHeight w:val="460" w:hRule="atLeast"/>
-        </w:trPr>
-        <w:tc>
-          <w:tcPr>
-            <w:tcW w:type="dxa" w:w="9070"/>
-            <w:tcMar>
-              <w:top w:type="dxa" w:w="40"/>
-              <w:left w:type="dxa" w:w="140"/>
-              <w:bottom w:type="dxa" w:w="40"/>
-              <w:right w:type="dxa" w:w="140"/>
-            </w:tcMar>
-          </w:tcPr>
-          <w:p>
-            <w:pPr>
-              <w:spacing w:after="0"/>
-            </w:pPr>
-          </w:p>
-        </w:tc>
-      </w:tr>
-      <w:tr>
-        <w:trPr>
-          <w:trHeight w:val="460" w:hRule="atLeast"/>
-        </w:trPr>
-        <w:tc>
-          <w:tcPr>
-            <w:tcW w:type="dxa" w:w="9070"/>
-            <w:tcMar>
-              <w:top w:type="dxa" w:w="40"/>
-              <w:left w:type="dxa" w:w="140"/>
-              <w:bottom w:type="dxa" w:w="40"/>
-              <w:right w:type="dxa" w:w="140"/>
-            </w:tcMar>
-          </w:tcPr>
-          <w:p>
-            <w:pPr>
-              <w:spacing w:after="0"/>
-            </w:pPr>
-          </w:p>
-        </w:tc>
-      </w:tr>
-      <w:tr>
-        <w:trPr>
-          <w:trHeight w:val="460" w:hRule="atLeast"/>
-        </w:trPr>
-        <w:tc>
-          <w:tcPr>
-            <w:tcW w:type="dxa" w:w="9070"/>
-            <w:tcMar>
-              <w:top w:type="dxa" w:w="40"/>
-              <w:left w:type="dxa" w:w="140"/>
-              <w:bottom w:type="dxa" w:w="40"/>
-              <w:right w:type="dxa" w:w="140"/>
-            </w:tcMar>
-          </w:tcPr>
-          <w:p>
-            <w:pPr>
-              <w:spacing w:after="0"/>
-            </w:pPr>
-          </w:p>
-        </w:tc>
-      </w:tr>
-    </w:tbl>
-    <w:p>
-      <w:pPr>
-        <w:spacing w:after="140" w:before="200" w:line="300"/>
-      </w:pPr>
-      <w:r>
-        <w:rPr>
-          <w:b/>
-          <w:bCs/>
-          <w:color w:val="1F3A5F"/>
-          <w:sz w:val="22"/>
-          <w:szCs w:val="22"/>
-        </w:rPr>
-        <w:t xml:space="preserve">Your level (circle one):   No Level Awarded  ·  Theorist  ·  Practitioner  ·  Reflective Practitioner</w:t>
-      </w:r>
-    </w:p>
-    <w:p>
-      <w:pPr>
-        <w:keepNext/>
-        <w:spacing w:after="60" w:before="220"/>
-      </w:pPr>
-      <w:r>
-        <w:rPr>
-          <w:b/>
-          <w:bCs/>
-          <w:color w:val="1F3A5F"/>
-          <w:sz w:val="24"/>
-          <w:szCs w:val="24"/>
-        </w:rPr>
-        <w:t xml:space="preserve">Your reason - which words in the descriptor put it there</w:t>
-      </w:r>
-    </w:p>
-    <w:tbl>
-      <w:tblPr>
-        <w:tblW w:type="pct" w:w="100%"/>
-        <w:tblBorders>
-          <w:top w:val="single" w:color="B9B3A6" w:sz="6"/>
-          <w:left w:val="single" w:color="B9B3A6" w:sz="6"/>
-          <w:bottom w:val="single" w:color="B9B3A6" w:sz="6"/>
-          <w:right w:val="single" w:color="B9B3A6" w:sz="6"/>
-          <w:insideH w:val="single" w:color="E2DED3" w:sz="1"/>
-          <w:insideV w:val="none"/>
-        </w:tblBorders>
-      </w:tblPr>
-      <w:tblGrid>
-        <w:gridCol w:w="9070"/>
-      </w:tblGrid>
-      <w:tr>
-        <w:trPr>
-          <w:trHeight w:val="460" w:hRule="atLeast"/>
-        </w:trPr>
-        <w:tc>
-          <w:tcPr>
-            <w:tcW w:type="dxa" w:w="9070"/>
-            <w:tcMar>
-              <w:top w:type="dxa" w:w="40"/>
-              <w:left w:type="dxa" w:w="140"/>
-              <w:bottom w:type="dxa" w:w="40"/>
-              <w:right w:type="dxa" w:w="140"/>
-            </w:tcMar>
-          </w:tcPr>
-          <w:p>
-            <w:pPr>
-              <w:spacing w:after="0"/>
-            </w:pPr>
-          </w:p>
-        </w:tc>
-      </w:tr>
-      <w:tr>
-        <w:trPr>
-          <w:trHeight w:val="460" w:hRule="atLeast"/>
-        </w:trPr>
-        <w:tc>
-          <w:tcPr>
-            <w:tcW w:type="dxa" w:w="9070"/>
-            <w:tcMar>
-              <w:top w:type="dxa" w:w="40"/>
-              <w:left w:type="dxa" w:w="140"/>
-              <w:bottom w:type="dxa" w:w="40"/>
-              <w:right w:type="dxa" w:w="140"/>
-            </w:tcMar>
-          </w:tcPr>
-          <w:p>
-            <w:pPr>
-              <w:spacing w:after="0"/>
-            </w:pPr>
-          </w:p>
-        </w:tc>
-      </w:tr>
-      <w:tr>
-        <w:trPr>
-          <w:trHeight w:val="460" w:hRule="atLeast"/>
-        </w:trPr>
-        <w:tc>
-          <w:tcPr>
-            <w:tcW w:type="dxa" w:w="9070"/>
-            <w:tcMar>
-              <w:top w:type="dxa" w:w="40"/>
-              <w:left w:type="dxa" w:w="140"/>
-              <w:bottom w:type="dxa" w:w="40"/>
-              <w:right w:type="dxa" w:w="140"/>
-            </w:tcMar>
-          </w:tcPr>
-          <w:p>
-            <w:pPr>
-              <w:spacing w:after="0"/>
-            </w:pPr>
-          </w:p>
-        </w:tc>
-      </w:tr>
-    </w:tbl>
-    <w:p>
-      <w:pPr>
-        <w:keepNext/>
-        <w:spacing w:after="60" w:before="220"/>
-      </w:pPr>
-      <w:r>
-        <w:rPr>
-          <w:b/>
-          <w:bCs/>
-          <w:color w:val="1F3A5F"/>
-          <w:sz w:val="24"/>
-          <w:szCs w:val="24"/>
-        </w:rPr>
-        <w:t xml:space="preserve">Where you were least sure, and what would have moved you up or down</w:t>
-      </w:r>
-    </w:p>
-    <w:tbl>
-      <w:tblPr>
-        <w:tblW w:type="pct" w:w="100%"/>
-        <w:tblBorders>
-          <w:top w:val="single" w:color="B9B3A6" w:sz="6"/>
-          <w:left w:val="single" w:color="B9B3A6" w:sz="6"/>
-          <w:bottom w:val="single" w:color="B9B3A6" w:sz="6"/>
-          <w:right w:val="single" w:color="B9B3A6" w:sz="6"/>
-          <w:insideH w:val="single" w:color="E2DED3" w:sz="1"/>
-          <w:insideV w:val="none"/>
-        </w:tblBorders>
-      </w:tblPr>
-      <w:tblGrid>
-        <w:gridCol w:w="9070"/>
-      </w:tblGrid>
-      <w:tr>
-        <w:trPr>
-          <w:trHeight w:val="460" w:hRule="atLeast"/>
-        </w:trPr>
-        <w:tc>
-          <w:tcPr>
-            <w:tcW w:type="dxa" w:w="9070"/>
-            <w:tcMar>
-              <w:top w:type="dxa" w:w="40"/>
-              <w:left w:type="dxa" w:w="140"/>
-              <w:bottom w:type="dxa" w:w="40"/>
-              <w:right w:type="dxa" w:w="140"/>
-            </w:tcMar>
-          </w:tcPr>
-          <w:p>
-            <w:pPr>
-              <w:spacing w:after="0"/>
-            </w:pPr>
-          </w:p>
-        </w:tc>
-      </w:tr>
-      <w:tr>
-        <w:trPr>
-          <w:trHeight w:val="460" w:hRule="atLeast"/>
-        </w:trPr>
-        <w:tc>
-          <w:tcPr>
-            <w:tcW w:type="dxa" w:w="9070"/>
-            <w:tcMar>
-              <w:top w:type="dxa" w:w="40"/>
-              <w:left w:type="dxa" w:w="140"/>
-              <w:bottom w:type="dxa" w:w="40"/>
-              <w:right w:type="dxa" w:w="140"/>
-            </w:tcMar>
-          </w:tcPr>
-          <w:p>
-            <w:pPr>
-              <w:spacing w:after="0"/>
-            </w:pPr>
-          </w:p>
-        </w:tc>
-      </w:tr>
-      <w:tr>
-        <w:trPr>
-          <w:trHeight w:val="460" w:hRule="atLeast"/>
-        </w:trPr>
-        <w:tc>
-          <w:tcPr>
-            <w:tcW w:type="dxa" w:w="9070"/>
-            <w:tcMar>
-              <w:top w:type="dxa" w:w="40"/>
-              <w:left w:type="dxa" w:w="140"/>
-              <w:bottom w:type="dxa" w:w="40"/>
-              <w:right w:type="dxa" w:w="140"/>
-            </w:tcMar>
-          </w:tcPr>
-          <w:p>
-            <w:pPr>
-              <w:spacing w:after="0"/>
-            </w:pPr>
-          </w:p>
-        </w:tc>
-      </w:tr>
-    </w:tbl>
-    <w:p>
-      <w:pPr>
-        <w:keepNext/>
-        <w:spacing w:after="60" w:before="180"/>
-      </w:pPr>
-      <w:r>
-        <w:rPr>
-          <w:b/>
-          <w:bCs/>
-          <w:color w:val="6E7A2E"/>
-          <w:spacing w:val="24"/>
-          <w:sz w:val="17"/>
-          <w:szCs w:val="17"/>
-        </w:rPr>
-        <w:t xml:space="preserve">AFTER THE SESSION</w:t>
-      </w:r>
-    </w:p>
-    <w:p>
-      <w:pPr>
-        <w:spacing w:after="140" w:before="0" w:line="300"/>
-      </w:pPr>
-      <w:r>
-        <w:rPr>
-          <w:sz w:val="22"/>
-          <w:szCs w:val="22"/>
-        </w:rPr>
-        <w:t xml:space="preserve">Decision:   Confirmed        Changed to ______________________        More evidence needed</w:t>
-      </w:r>
-    </w:p>
-    <w:p>
-      <w:pPr>
-        <w:keepNext/>
-        <w:spacing w:after="60" w:before="220"/>
-      </w:pPr>
-      <w:r>
-        <w:rPr>
-          <w:b/>
-          <w:bCs/>
-          <w:color w:val="1F3A5F"/>
-          <w:sz w:val="24"/>
-          <w:szCs w:val="24"/>
-        </w:rPr>
-        <w:t xml:space="preserve">The reason the group gave</w:t>
-      </w:r>
-    </w:p>
-    <w:tbl>
-      <w:tblPr>
-        <w:tblW w:type="pct" w:w="100%"/>
-        <w:tblBorders>
-          <w:top w:val="single" w:color="B9B3A6" w:sz="6"/>
-          <w:left w:val="single" w:color="B9B3A6" w:sz="6"/>
-          <w:bottom w:val="single" w:color="B9B3A6" w:sz="6"/>
-          <w:right w:val="single" w:color="B9B3A6" w:sz="6"/>
-          <w:insideH w:val="single" w:color="E2DED3" w:sz="1"/>
-          <w:insideV w:val="none"/>
-        </w:tblBorders>
-      </w:tblPr>
-      <w:tblGrid>
-        <w:gridCol w:w="9070"/>
-      </w:tblGrid>
-      <w:tr>
-        <w:trPr>
-          <w:trHeight w:val="460" w:hRule="atLeast"/>
-        </w:trPr>
-        <w:tc>
-          <w:tcPr>
-            <w:tcW w:type="dxa" w:w="9070"/>
-            <w:tcMar>
-              <w:top w:type="dxa" w:w="40"/>
-              <w:left w:type="dxa" w:w="140"/>
-              <w:bottom w:type="dxa" w:w="40"/>
-              <w:right w:type="dxa" w:w="140"/>
-            </w:tcMar>
-          </w:tcPr>
-          <w:p>
-            <w:pPr>
-              <w:spacing w:after="0"/>
-            </w:pPr>
-          </w:p>
-        </w:tc>
-      </w:tr>
-      <w:tr>
-        <w:trPr>
-          <w:trHeight w:val="460" w:hRule="atLeast"/>
-        </w:trPr>
-        <w:tc>
-          <w:tcPr>
-            <w:tcW w:type="dxa" w:w="9070"/>
-            <w:tcMar>
-              <w:top w:type="dxa" w:w="40"/>
-              <w:left w:type="dxa" w:w="140"/>
-              <w:bottom w:type="dxa" w:w="40"/>
-              <w:right w:type="dxa" w:w="140"/>
-            </w:tcMar>
-          </w:tcPr>
-          <w:p>
-            <w:pPr>
-              <w:spacing w:after="0"/>
-            </w:pPr>
-          </w:p>
-        </w:tc>
-      </w:tr>
-    </w:tbl>
-    <w:p>
-      <w:pPr>
-        <w:spacing w:after="140" w:before="0" w:line="300"/>
-      </w:pPr>
-      <w:r>
-        <w:rPr>
-          <w:sz w:val="22"/>
-          <w:szCs w:val="22"/>
-        </w:rPr>
-        <w:t xml:space="preserve">Recheck needed?   Yes  /  No        By (date): ______________</w:t>
-      </w:r>
-    </w:p>
     <w:sectPr>
       <w:footerReference w:type="default" r:id="rId7"/>
       <w:pgSz w:w="11906" w:h="16838" w:orient="portrait"/>
@@ -8225,7 +7985,7 @@
         <w:sz w:val="15"/>
         <w:szCs w:val="15"/>
       </w:rPr>
-      <w:t xml:space="preserve">Educator Guide, amended Parts 3 and 9A-9B (Oct 2026)  ·  Learning Bridge+ (Cox's Bazar)</w:t>
+      <w:t xml:space="preserve">Educator Guide, amended Parts 3 and 9A (Oct 2026)  ·  Learning Bridge+ (Cox's Bazar)</w:t>
     </w:r>
     <w:r>
       <w:t xml:space="preserve">	</w:t>
